--- a/doc/docx - format/01_PhatBieuBaiToan.docx
+++ b/doc/docx - format/01_PhatBieuBaiToan.docx
@@ -1,14 +1,13 @@
 
 <file path=word/document.xml><?xml version="1.0" encoding="utf-8"?>
-<w:document xmlns:wpc="http://schemas.microsoft.com/office/word/2010/wordprocessingCanvas" xmlns:mc="http://schemas.openxmlformats.org/markup-compatibility/2006" xmlns:o="urn:schemas-microsoft-com:office:office" xmlns:r="http://schemas.openxmlformats.org/officeDocument/2006/relationships" xmlns:m="http://schemas.openxmlformats.org/officeDocument/2006/math" xmlns:v="urn:schemas-microsoft-com:vml" xmlns:wp14="http://schemas.microsoft.com/office/word/2010/wordprocessingDrawing" xmlns:wp="http://schemas.openxmlformats.org/drawingml/2006/wordprocessingDrawing" xmlns:w10="urn:schemas-microsoft-com:office:word" xmlns:w="http://schemas.openxmlformats.org/wordprocessingml/2006/main" xmlns:w14="http://schemas.microsoft.com/office/word/2010/wordml" xmlns:w15="http://schemas.microsoft.com/office/word/2012/wordml" xmlns:wpg="http://schemas.microsoft.com/office/word/2010/wordprocessingGroup" xmlns:wpi="http://schemas.microsoft.com/office/word/2010/wordprocessingInk" xmlns:wne="http://schemas.microsoft.com/office/word/2006/wordml" xmlns:wps="http://schemas.microsoft.com/office/word/2010/wordprocessingShape" xmlns:cx="http://schemas.microsoft.com/office/drawing/2014/chartex" xmlns:cx1="http://schemas.microsoft.com/office/drawing/2015/9/8/chartex" xmlns:cx2="http://schemas.microsoft.com/office/drawing/2015/10/21/chartex" xmlns:cx3="http://schemas.microsoft.com/office/drawing/2016/5/9/chartex" xmlns:cx4="http://schemas.microsoft.com/office/drawing/2016/5/10/chartex" xmlns:cx5="http://schemas.microsoft.com/office/drawing/2016/5/11/chartex" xmlns:cx6="http://schemas.microsoft.com/office/drawing/2016/5/12/chartex" xmlns:cx7="http://schemas.microsoft.com/office/drawing/2016/5/13/chartex" xmlns:cx8="http://schemas.microsoft.com/office/drawing/2016/5/14/chartex" xmlns:aink="http://schemas.microsoft.com/office/drawing/2016/ink" xmlns:am3d="http://schemas.microsoft.com/office/drawing/2017/model3d" xmlns:w16cex="http://schemas.microsoft.com/office/word/2018/wordml/cex" xmlns:w16cid="http://schemas.microsoft.com/office/word/2016/wordml/cid" xmlns:w16="http://schemas.microsoft.com/office/word/2018/wordml" xmlns:w16sdtdh="http://schemas.microsoft.com/office/word/2020/wordml/sdtdatahash" xmlns:w16se="http://schemas.microsoft.com/office/word/2015/wordml/symex" mc:Ignorable="w14 w15 wp14">
+<w:document xmlns:wpc="http://schemas.microsoft.com/office/word/2010/wordprocessingCanvas" xmlns:cx="http://schemas.microsoft.com/office/drawing/2014/chartex" xmlns:cx1="http://schemas.microsoft.com/office/drawing/2015/9/8/chartex" xmlns:cx2="http://schemas.microsoft.com/office/drawing/2015/10/21/chartex" xmlns:cx3="http://schemas.microsoft.com/office/drawing/2016/5/9/chartex" xmlns:cx4="http://schemas.microsoft.com/office/drawing/2016/5/10/chartex" xmlns:cx5="http://schemas.microsoft.com/office/drawing/2016/5/11/chartex" xmlns:cx6="http://schemas.microsoft.com/office/drawing/2016/5/12/chartex" xmlns:cx7="http://schemas.microsoft.com/office/drawing/2016/5/13/chartex" xmlns:cx8="http://schemas.microsoft.com/office/drawing/2016/5/14/chartex" xmlns:mc="http://schemas.openxmlformats.org/markup-compatibility/2006" xmlns:aink="http://schemas.microsoft.com/office/drawing/2016/ink" xmlns:am3d="http://schemas.microsoft.com/office/drawing/2017/model3d" xmlns:o="urn:schemas-microsoft-com:office:office" xmlns:oel="http://schemas.microsoft.com/office/2019/extlst" xmlns:r="http://schemas.openxmlformats.org/officeDocument/2006/relationships" xmlns:m="http://schemas.openxmlformats.org/officeDocument/2006/math" xmlns:v="urn:schemas-microsoft-com:vml" xmlns:wp14="http://schemas.microsoft.com/office/word/2010/wordprocessingDrawing" xmlns:wp="http://schemas.openxmlformats.org/drawingml/2006/wordprocessingDrawing" xmlns:w10="urn:schemas-microsoft-com:office:word" xmlns:w="http://schemas.openxmlformats.org/wordprocessingml/2006/main" xmlns:w14="http://schemas.microsoft.com/office/word/2010/wordml" xmlns:w15="http://schemas.microsoft.com/office/word/2012/wordml" xmlns:w16cex="http://schemas.microsoft.com/office/word/2018/wordml/cex" xmlns:w16cid="http://schemas.microsoft.com/office/word/2016/wordml/cid" xmlns:w16="http://schemas.microsoft.com/office/word/2018/wordml" xmlns:w16du="http://schemas.microsoft.com/office/word/2023/wordml/word16du" xmlns:w16sdtdh="http://schemas.microsoft.com/office/word/2020/wordml/sdtdatahash" xmlns:w16sdtfl="http://schemas.microsoft.com/office/word/2024/wordml/sdtformatlock" xmlns:w16se="http://schemas.microsoft.com/office/word/2015/wordml/symex" xmlns:wpg="http://schemas.microsoft.com/office/word/2010/wordprocessingGroup" xmlns:wpi="http://schemas.microsoft.com/office/word/2010/wordprocessingInk" xmlns:wne="http://schemas.microsoft.com/office/word/2006/wordml" xmlns:wps="http://schemas.microsoft.com/office/word/2010/wordprocessingShape" mc:Ignorable="w14 w15 w16se w16cid w16 w16cex w16sdtdh w16sdtfl w16du wp14">
   <w:body>
     <w:p>
       <w:pPr>
-        <w:pStyle w:val="Heading1"/>
         <w:pStyle w:val="MdHeading1"/>
       </w:pPr>
       <w:r>
-        <w:t xml:space="preserve">PHÁT BIỂU BÀI TOÁN - HỆ THỐNG THƯƠNG MẠI ĐIỆN TỬ</w:t>
+        <w:t>PHÁT BIỂU BÀI TOÁN - HỆ THỐNG THƯƠNG MẠI ĐIỆN TỬ</w:t>
       </w:r>
     </w:p>
     <w:p>
@@ -18,22 +17,17 @@
       <w:r>
         <w:rPr>
           <w:rStyle w:val="MdStrong"/>
-          <w:b/>
-          <w:bCs/>
         </w:rPr>
-        <w:t xml:space="preserve">Nhóm thực hiện:</w:t>
-      </w:r>
-      <w:r>
-        <w:t xml:space="preserve"> Thủy Lợi N5
-</w:t>
+        <w:t>Nhóm thực hiện:</w:t>
+      </w:r>
+      <w:r>
+        <w:t xml:space="preserve"> Thủy Lợi N5 </w:t>
       </w:r>
       <w:r>
         <w:rPr>
           <w:rStyle w:val="MdStrong"/>
-          <w:b/>
-          <w:bCs/>
         </w:rPr>
-        <w:t xml:space="preserve">Môn học:</w:t>
+        <w:t>Môn học:</w:t>
       </w:r>
       <w:r>
         <w:t xml:space="preserve"> Công Nghệ Phần Mềm</w:t>
@@ -41,16 +35,65 @@
     </w:p>
     <w:p>
       <w:pPr>
+        <w:pStyle w:val="MdParagraph"/>
+      </w:pPr>
+      <w:r>
+        <w:rPr>
+          <w:rStyle w:val="MdStrong"/>
+        </w:rPr>
+        <w:t>Soạn thảo</w:t>
+      </w:r>
+      <w:r>
+        <w:rPr>
+          <w:rStyle w:val="MdStrong"/>
+        </w:rPr>
+        <w:t>:</w:t>
+      </w:r>
+      <w:r>
+        <w:t xml:space="preserve"> T</w:t>
+      </w:r>
+      <w:r>
+        <w:t>rần Khánh Trang</w:t>
+      </w:r>
+      <w:r>
+        <w:t>,</w:t>
+      </w:r>
+      <w:r>
+        <w:t xml:space="preserve"> 32CNTT21 </w:t>
+      </w:r>
+    </w:p>
+    <w:p>
+      <w:pPr>
+        <w:pStyle w:val="MdParagraph"/>
+      </w:pPr>
+    </w:p>
+    <w:p>
+      <w:pPr>
+        <w:pStyle w:val="MdHeading2"/>
+      </w:pPr>
+      <w:r>
+        <w:t>1. Bối cảnh</w:t>
+      </w:r>
+    </w:p>
+    <w:p>
+      <w:pPr>
+        <w:pStyle w:val="MdParagraph"/>
+      </w:pPr>
+      <w:r>
+        <w:t>Trong xu thế số hóa ngày càng mạch mẽ, thương mại điện tử đã trở thành một phần không thể thiếu của nền kinh tế. Các doanh nghiệp và cửa hàng bán lẻ truyền thống đang phải đối mặt với nhiều hạn chế như: giới hạn về không gian địa lý, thời gian mở cửa, chi phí mặt bằng và nhân sự cao.</w:t>
+      </w:r>
+    </w:p>
+    <w:p>
+      <w:pPr>
         <w:pStyle w:val="MdSpace"/>
       </w:pPr>
     </w:p>
     <w:p>
       <w:pPr>
-        <w:pStyle w:val="Heading2"/>
-        <w:pStyle w:val="MdHeading2"/>
-      </w:pPr>
-      <w:r>
-        <w:t xml:space="preserve">1. Bối cảnh</w:t>
+        <w:pStyle w:val="MdHeading3"/>
+      </w:pPr>
+      <w:r>
+        <w:t>1.1 Phân tích các Bên liên quan (Stakeholder Analysis)</w:t>
       </w:r>
     </w:p>
     <w:p>
@@ -58,29 +101,7 @@
         <w:pStyle w:val="MdParagraph"/>
       </w:pPr>
       <w:r>
-        <w:t xml:space="preserve">Trong xu thế số hóa ngày càng mạch mẽ, thương mại điện tử đã trở thành một phần không thể thiếu của nền kinh tế. Các doanh nghiệp và cửa hàng bán lẻ truyền thống đang phải đối mặt với nhiều hạn chế như: giới hạn về không gian địa lý, thời gian mở cửa, chi phí mặt bằng và nhân sự cao.</w:t>
-      </w:r>
-    </w:p>
-    <w:p>
-      <w:pPr>
-        <w:pStyle w:val="MdSpace"/>
-      </w:pPr>
-    </w:p>
-    <w:p>
-      <w:pPr>
-        <w:pStyle w:val="Heading3"/>
-        <w:pStyle w:val="MdHeading3"/>
-      </w:pPr>
-      <w:r>
-        <w:t xml:space="preserve">1.1 Phân tích các Bên liên quan (Stakeholder Analysis)</w:t>
-      </w:r>
-    </w:p>
-    <w:p>
-      <w:pPr>
-        <w:pStyle w:val="MdParagraph"/>
-      </w:pPr>
-      <w:r>
-        <w:t xml:space="preserve">Nhận diện rõ ai là người hưởng lợi, ai chịu ảnh hưởng để định hướng phát triển phần mềm cho đúng:</w:t>
+        <w:t>Nhận diện rõ ai là người hưởng lợi, ai chịu ảnh hưởng để định hướng phát triển phần mềm cho đúng:</w:t>
       </w:r>
     </w:p>
     <w:p>
@@ -90,31 +111,42 @@
     </w:p>
     <w:tbl>
       <w:tblPr>
-        <w:tblStyle w:val="MdTable"/>
-        <w:tblW w:type="pct" w:w="100%"/>
+        <w:tblW w:w="5000" w:type="pct"/>
         <w:tblBorders>
-          <w:top w:val="single" w:color="auto" w:sz="4"/>
-          <w:left w:val="single" w:color="auto" w:sz="4"/>
-          <w:bottom w:val="single" w:color="auto" w:sz="4"/>
-          <w:right w:val="single" w:color="auto" w:sz="4"/>
-          <w:insideH w:val="single" w:color="auto" w:sz="4"/>
-          <w:insideV w:val="single" w:color="auto" w:sz="4"/>
+          <w:top w:val="single" w:sz="4" w:space="0" w:color="auto"/>
+          <w:left w:val="single" w:sz="4" w:space="0" w:color="auto"/>
+          <w:bottom w:val="single" w:sz="4" w:space="0" w:color="auto"/>
+          <w:right w:val="single" w:sz="4" w:space="0" w:color="auto"/>
+          <w:insideH w:val="single" w:sz="4" w:space="0" w:color="auto"/>
+          <w:insideV w:val="single" w:sz="4" w:space="0" w:color="auto"/>
         </w:tblBorders>
+        <w:tblCellMar>
+          <w:left w:w="10" w:type="dxa"/>
+          <w:right w:w="10" w:type="dxa"/>
+        </w:tblCellMar>
+        <w:tblLook w:val="04A0" w:firstRow="1" w:lastRow="0" w:firstColumn="1" w:lastColumn="0" w:noHBand="0" w:noVBand="1"/>
       </w:tblPr>
       <w:tblGrid>
-        <w:gridCol w:w="2500"/>
-        <w:gridCol w:w="2500"/>
-        <w:gridCol w:w="2500"/>
-        <w:gridCol w:w="2500"/>
+        <w:gridCol w:w="1403"/>
+        <w:gridCol w:w="2360"/>
+        <w:gridCol w:w="2605"/>
+        <w:gridCol w:w="2648"/>
       </w:tblGrid>
       <w:tr>
+        <w:tblPrEx>
+          <w:tblCellMar>
+            <w:top w:w="0" w:type="dxa"/>
+            <w:bottom w:w="0" w:type="dxa"/>
+          </w:tblCellMar>
+        </w:tblPrEx>
         <w:trPr>
           <w:cantSplit/>
           <w:tblHeader/>
         </w:trPr>
         <w:tc>
           <w:tcPr>
-            <w:shd w:fill="F2F2F2"/>
+            <w:tcW w:w="0" w:type="auto"/>
+            <w:shd w:val="clear" w:color="auto" w:fill="F2F2F2"/>
             <w:vAlign w:val="center"/>
           </w:tcPr>
           <w:p>
@@ -122,13 +154,14 @@
               <w:pStyle w:val="MdTableHeader"/>
             </w:pPr>
             <w:r>
-              <w:t xml:space="preserve">Bên liên quan</w:t>
-            </w:r>
-          </w:p>
-        </w:tc>
-        <w:tc>
-          <w:tcPr>
-            <w:shd w:fill="F2F2F2"/>
+              <w:t>Bên liên quan</w:t>
+            </w:r>
+          </w:p>
+        </w:tc>
+        <w:tc>
+          <w:tcPr>
+            <w:tcW w:w="0" w:type="auto"/>
+            <w:shd w:val="clear" w:color="auto" w:fill="F2F2F2"/>
             <w:vAlign w:val="center"/>
           </w:tcPr>
           <w:p>
@@ -136,13 +169,14 @@
               <w:pStyle w:val="MdTableHeader"/>
             </w:pPr>
             <w:r>
-              <w:t xml:space="preserve">Vai trò trong dự án</w:t>
-            </w:r>
-          </w:p>
-        </w:tc>
-        <w:tc>
-          <w:tcPr>
-            <w:shd w:fill="F2F2F2"/>
+              <w:t>Vai trò trong dự án</w:t>
+            </w:r>
+          </w:p>
+        </w:tc>
+        <w:tc>
+          <w:tcPr>
+            <w:tcW w:w="0" w:type="auto"/>
+            <w:shd w:val="clear" w:color="auto" w:fill="F2F2F2"/>
             <w:vAlign w:val="center"/>
           </w:tcPr>
           <w:p>
@@ -150,13 +184,14 @@
               <w:pStyle w:val="MdTableHeader"/>
             </w:pPr>
             <w:r>
-              <w:t xml:space="preserve">Kỳ vọng chính</w:t>
-            </w:r>
-          </w:p>
-        </w:tc>
-        <w:tc>
-          <w:tcPr>
-            <w:shd w:fill="F2F2F2"/>
+              <w:t>Kỳ vọng chính</w:t>
+            </w:r>
+          </w:p>
+        </w:tc>
+        <w:tc>
+          <w:tcPr>
+            <w:tcW w:w="0" w:type="auto"/>
+            <w:shd w:val="clear" w:color="auto" w:fill="F2F2F2"/>
             <w:vAlign w:val="center"/>
           </w:tcPr>
           <w:p>
@@ -164,17 +199,24 @@
               <w:pStyle w:val="MdTableHeader"/>
             </w:pPr>
             <w:r>
-              <w:t xml:space="preserve">Rủi ro / Rào cản</w:t>
+              <w:t>Rủi ro / Rào cản</w:t>
             </w:r>
           </w:p>
         </w:tc>
       </w:tr>
       <w:tr>
+        <w:tblPrEx>
+          <w:tblCellMar>
+            <w:top w:w="0" w:type="dxa"/>
+            <w:bottom w:w="0" w:type="dxa"/>
+          </w:tblCellMar>
+        </w:tblPrEx>
         <w:trPr>
           <w:cantSplit/>
         </w:trPr>
         <w:tc>
           <w:tcPr>
+            <w:tcW w:w="0" w:type="auto"/>
             <w:vAlign w:val="center"/>
           </w:tcPr>
           <w:p>
@@ -184,15 +226,14 @@
             <w:r>
               <w:rPr>
                 <w:rStyle w:val="MdStrong"/>
-                <w:b/>
-                <w:bCs/>
               </w:rPr>
-              <w:t xml:space="preserve">Khách mua hàng</w:t>
-            </w:r>
-          </w:p>
-        </w:tc>
-        <w:tc>
-          <w:tcPr>
+              <w:t>Khách mua hàng</w:t>
+            </w:r>
+          </w:p>
+        </w:tc>
+        <w:tc>
+          <w:tcPr>
+            <w:tcW w:w="0" w:type="auto"/>
             <w:vAlign w:val="center"/>
           </w:tcPr>
           <w:p>
@@ -200,12 +241,13 @@
               <w:pStyle w:val="MdTableCell"/>
             </w:pPr>
             <w:r>
-              <w:t xml:space="preserve">End-User (Người dùng cuối) sinh ra doanh thu</w:t>
-            </w:r>
-          </w:p>
-        </w:tc>
-        <w:tc>
-          <w:tcPr>
+              <w:t>End-User (Người dùng cuối) sinh ra doanh thu</w:t>
+            </w:r>
+          </w:p>
+        </w:tc>
+        <w:tc>
+          <w:tcPr>
+            <w:tcW w:w="0" w:type="auto"/>
             <w:vAlign w:val="center"/>
           </w:tcPr>
           <w:p>
@@ -213,12 +255,13 @@
               <w:pStyle w:val="MdTableCell"/>
             </w:pPr>
             <w:r>
-              <w:t xml:space="preserve">Mua hàng dễ dàng, Web tải nhanh, Mẫu mã trung thực</w:t>
-            </w:r>
-          </w:p>
-        </w:tc>
-        <w:tc>
-          <w:tcPr>
+              <w:t>Mua hàng dễ dàng, Web tải nhanh, Mẫu mã trung thực</w:t>
+            </w:r>
+          </w:p>
+        </w:tc>
+        <w:tc>
+          <w:tcPr>
+            <w:tcW w:w="0" w:type="auto"/>
             <w:vAlign w:val="center"/>
           </w:tcPr>
           <w:p>
@@ -226,17 +269,24 @@
               <w:pStyle w:val="MdTableCell"/>
             </w:pPr>
             <w:r>
-              <w:t xml:space="preserve">Sợ lộ thẻ TD, thông tin cá nhân bị bán, bị lừa đảo</w:t>
+              <w:t>Sợ lộ thẻ TD, thông tin cá nhân bị bán, bị lừa đảo</w:t>
             </w:r>
           </w:p>
         </w:tc>
       </w:tr>
       <w:tr>
+        <w:tblPrEx>
+          <w:tblCellMar>
+            <w:top w:w="0" w:type="dxa"/>
+            <w:bottom w:w="0" w:type="dxa"/>
+          </w:tblCellMar>
+        </w:tblPrEx>
         <w:trPr>
           <w:cantSplit/>
         </w:trPr>
         <w:tc>
           <w:tcPr>
+            <w:tcW w:w="0" w:type="auto"/>
             <w:vAlign w:val="center"/>
           </w:tcPr>
           <w:p>
@@ -246,15 +296,14 @@
             <w:r>
               <w:rPr>
                 <w:rStyle w:val="MdStrong"/>
-                <w:b/>
-                <w:bCs/>
               </w:rPr>
-              <w:t xml:space="preserve">Quản trị viên / Chủ Shop</w:t>
-            </w:r>
-          </w:p>
-        </w:tc>
-        <w:tc>
-          <w:tcPr>
+              <w:t>Quản trị viên / Chủ Shop</w:t>
+            </w:r>
+          </w:p>
+        </w:tc>
+        <w:tc>
+          <w:tcPr>
+            <w:tcW w:w="0" w:type="auto"/>
             <w:vAlign w:val="center"/>
           </w:tcPr>
           <w:p>
@@ -262,12 +311,13 @@
               <w:pStyle w:val="MdTableCell"/>
             </w:pPr>
             <w:r>
-              <w:t xml:space="preserve">Người vận hành, người dùng quản trị</w:t>
-            </w:r>
-          </w:p>
-        </w:tc>
-        <w:tc>
-          <w:tcPr>
+              <w:t>Người vận hành, người dùng quản trị</w:t>
+            </w:r>
+          </w:p>
+        </w:tc>
+        <w:tc>
+          <w:tcPr>
+            <w:tcW w:w="0" w:type="auto"/>
             <w:vAlign w:val="center"/>
           </w:tcPr>
           <w:p>
@@ -275,12 +325,13 @@
               <w:pStyle w:val="MdTableCell"/>
             </w:pPr>
             <w:r>
-              <w:t xml:space="preserve">Quản lý kho nhàn hạ, số liệu doanh thu chuẩn xác</w:t>
-            </w:r>
-          </w:p>
-        </w:tc>
-        <w:tc>
-          <w:tcPr>
+              <w:t>Quản lý kho nhàn hạ, số liệu doanh thu chuẩn xác</w:t>
+            </w:r>
+          </w:p>
+        </w:tc>
+        <w:tc>
+          <w:tcPr>
+            <w:tcW w:w="0" w:type="auto"/>
             <w:vAlign w:val="center"/>
           </w:tcPr>
           <w:p>
@@ -288,17 +339,24 @@
               <w:pStyle w:val="MdTableCell"/>
             </w:pPr>
             <w:r>
-              <w:t xml:space="preserve">Không rành về IT, sợ phần mềm quá phức tạp khó dùng</w:t>
+              <w:t>Không rành về IT, sợ phần mềm quá phức tạp khó dùng</w:t>
             </w:r>
           </w:p>
         </w:tc>
       </w:tr>
       <w:tr>
+        <w:tblPrEx>
+          <w:tblCellMar>
+            <w:top w:w="0" w:type="dxa"/>
+            <w:bottom w:w="0" w:type="dxa"/>
+          </w:tblCellMar>
+        </w:tblPrEx>
         <w:trPr>
           <w:cantSplit/>
         </w:trPr>
         <w:tc>
           <w:tcPr>
+            <w:tcW w:w="0" w:type="auto"/>
             <w:vAlign w:val="center"/>
           </w:tcPr>
           <w:p>
@@ -308,15 +366,14 @@
             <w:r>
               <w:rPr>
                 <w:rStyle w:val="MdStrong"/>
-                <w:b/>
-                <w:bCs/>
               </w:rPr>
-              <w:t xml:space="preserve">Đội ngũ Phát triển</w:t>
-            </w:r>
-          </w:p>
-        </w:tc>
-        <w:tc>
-          <w:tcPr>
+              <w:t>Đội ngũ Phát triển</w:t>
+            </w:r>
+          </w:p>
+        </w:tc>
+        <w:tc>
+          <w:tcPr>
+            <w:tcW w:w="0" w:type="auto"/>
             <w:vAlign w:val="center"/>
           </w:tcPr>
           <w:p>
@@ -324,12 +381,13 @@
               <w:pStyle w:val="MdTableCell"/>
             </w:pPr>
             <w:r>
-              <w:t xml:space="preserve">Builder (Nhóm Thủy Lợi N5)</w:t>
-            </w:r>
-          </w:p>
-        </w:tc>
-        <w:tc>
-          <w:tcPr>
+              <w:t>Builder (Nhóm Thủy Lợi N5)</w:t>
+            </w:r>
+          </w:p>
+        </w:tc>
+        <w:tc>
+          <w:tcPr>
+            <w:tcW w:w="0" w:type="auto"/>
             <w:vAlign w:val="center"/>
           </w:tcPr>
           <w:p>
@@ -337,12 +395,13 @@
               <w:pStyle w:val="MdTableCell"/>
             </w:pPr>
             <w:r>
-              <w:t xml:space="preserve">Hoàn thành đồ án tốt, tối đa hiệu năng với MERN Stack</w:t>
-            </w:r>
-          </w:p>
-        </w:tc>
-        <w:tc>
-          <w:tcPr>
+              <w:t>Hoàn thành đồ án tốt, tối đa hiệu năng với MERN Stack</w:t>
+            </w:r>
+          </w:p>
+        </w:tc>
+        <w:tc>
+          <w:tcPr>
+            <w:tcW w:w="0" w:type="auto"/>
             <w:vAlign w:val="center"/>
           </w:tcPr>
           <w:p>
@@ -350,17 +409,24 @@
               <w:pStyle w:val="MdTableCell"/>
             </w:pPr>
             <w:r>
-              <w:t xml:space="preserve">Trễ Deadline môn học, code có lổ hổng bảo mật</w:t>
+              <w:t>Trễ Deadline môn học, code có lổ hổng bảo mật</w:t>
             </w:r>
           </w:p>
         </w:tc>
       </w:tr>
       <w:tr>
+        <w:tblPrEx>
+          <w:tblCellMar>
+            <w:top w:w="0" w:type="dxa"/>
+            <w:bottom w:w="0" w:type="dxa"/>
+          </w:tblCellMar>
+        </w:tblPrEx>
         <w:trPr>
           <w:cantSplit/>
         </w:trPr>
         <w:tc>
           <w:tcPr>
+            <w:tcW w:w="0" w:type="auto"/>
             <w:vAlign w:val="center"/>
           </w:tcPr>
           <w:p>
@@ -370,15 +436,14 @@
             <w:r>
               <w:rPr>
                 <w:rStyle w:val="MdStrong"/>
-                <w:b/>
-                <w:bCs/>
               </w:rPr>
-              <w:t xml:space="preserve">Giảng viên / Hội đồng</w:t>
-            </w:r>
-          </w:p>
-        </w:tc>
-        <w:tc>
-          <w:tcPr>
+              <w:t>Giảng viên / Hội đồng</w:t>
+            </w:r>
+          </w:p>
+        </w:tc>
+        <w:tc>
+          <w:tcPr>
+            <w:tcW w:w="0" w:type="auto"/>
             <w:vAlign w:val="center"/>
           </w:tcPr>
           <w:p>
@@ -386,12 +451,13 @@
               <w:pStyle w:val="MdTableCell"/>
             </w:pPr>
             <w:r>
-              <w:t xml:space="preserve">Người nghiệm thu (Reviewer)</w:t>
-            </w:r>
-          </w:p>
-        </w:tc>
-        <w:tc>
-          <w:tcPr>
+              <w:t>Người nghiệm thu (Reviewer)</w:t>
+            </w:r>
+          </w:p>
+        </w:tc>
+        <w:tc>
+          <w:tcPr>
+            <w:tcW w:w="0" w:type="auto"/>
             <w:vAlign w:val="center"/>
           </w:tcPr>
           <w:p>
@@ -399,12 +465,13 @@
               <w:pStyle w:val="MdTableCell"/>
             </w:pPr>
             <w:r>
-              <w:t xml:space="preserve">Sản phẩm chạy được thực tế, tài liệu chuẩn quy trình CNPM</w:t>
-            </w:r>
-          </w:p>
-        </w:tc>
-        <w:tc>
-          <w:tcPr>
+              <w:t>Sản phẩm chạy được thực tế, tài liệu chuẩn quy trình CNPM</w:t>
+            </w:r>
+          </w:p>
+        </w:tc>
+        <w:tc>
+          <w:tcPr>
+            <w:tcW w:w="0" w:type="auto"/>
             <w:vAlign w:val="center"/>
           </w:tcPr>
           <w:p>
@@ -412,7 +479,7 @@
               <w:pStyle w:val="MdTableCell"/>
             </w:pPr>
             <w:r>
-              <w:t xml:space="preserve">Sinh viên chỉ làm web tĩnh không database, copy template</w:t>
+              <w:t>Sinh viên chỉ làm web tĩnh không database, copy template</w:t>
             </w:r>
           </w:p>
         </w:tc>
@@ -420,16 +487,14 @@
     </w:tbl>
     <w:p>
       <w:pPr>
-        <w:pStyle w:val="Heading2"/>
         <w:pStyle w:val="MdHeading2"/>
       </w:pPr>
       <w:r>
-        <w:t xml:space="preserve">2. Vấn đề thực trạng</w:t>
-      </w:r>
-    </w:p>
-    <w:p>
-      <w:pPr>
-        <w:pStyle w:val="ListParagraph"/>
+        <w:t>2. Vấn đề thực trạng</w:t>
+      </w:r>
+    </w:p>
+    <w:p>
+      <w:pPr>
         <w:pStyle w:val="MdListItem"/>
         <w:numPr>
           <w:ilvl w:val="0"/>
@@ -439,10 +504,8 @@
       <w:r>
         <w:rPr>
           <w:rStyle w:val="MdStrong"/>
-          <w:b/>
-          <w:bCs/>
         </w:rPr>
-        <w:t xml:space="preserve">Với khách hàng:</w:t>
+        <w:t>Với khách hàng:</w:t>
       </w:r>
       <w:r>
         <w:t xml:space="preserve"> Khó khăn trong việc tìm kiếm, so sánh và xem chi tiết sản phẩm. Bất tiện trong việc di chuyển đến cửa hàng trực tiếp.</w:t>
@@ -450,7 +513,6 @@
     </w:p>
     <w:p>
       <w:pPr>
-        <w:pStyle w:val="ListParagraph"/>
         <w:pStyle w:val="MdListItem"/>
         <w:numPr>
           <w:ilvl w:val="0"/>
@@ -460,15 +522,12 @@
       <w:r>
         <w:rPr>
           <w:rStyle w:val="MdStrong"/>
-          <w:b/>
-          <w:bCs/>
         </w:rPr>
-        <w:t xml:space="preserve">Với chủ cửa hàng (Quản trị viên):</w:t>
-      </w:r>
-    </w:p>
-    <w:p>
-      <w:pPr>
-        <w:pStyle w:val="ListParagraph"/>
+        <w:t>Với chủ cửa hàng (Quản trị viên):</w:t>
+      </w:r>
+    </w:p>
+    <w:p>
+      <w:pPr>
         <w:pStyle w:val="MdListItem"/>
         <w:numPr>
           <w:ilvl w:val="1"/>
@@ -476,12 +535,11 @@
         </w:numPr>
       </w:pPr>
       <w:r>
-        <w:t xml:space="preserve">Khó tiếp cận nguồn khách hàng mới.</w:t>
-      </w:r>
-    </w:p>
-    <w:p>
-      <w:pPr>
-        <w:pStyle w:val="ListParagraph"/>
+        <w:t>Khó tiếp cận nguồn khách hàng mới.</w:t>
+      </w:r>
+    </w:p>
+    <w:p>
+      <w:pPr>
         <w:pStyle w:val="MdListItem"/>
         <w:numPr>
           <w:ilvl w:val="1"/>
@@ -489,12 +547,11 @@
         </w:numPr>
       </w:pPr>
       <w:r>
-        <w:t xml:space="preserve">Quản lý sản phẩm, tồn kho và đơn hàng bằng hình thức thủ công (sổ sách, excel cơ bản) dễ gây sai sót và tốn thời gian.</w:t>
-      </w:r>
-    </w:p>
-    <w:p>
-      <w:pPr>
-        <w:pStyle w:val="ListParagraph"/>
+        <w:t>Quản lý sản phẩm, tồn kho và đơn hàng bằng hình thức thủ công (sổ sách, excel cơ bản) dễ gây sai sót và tốn thời gian.</w:t>
+      </w:r>
+    </w:p>
+    <w:p>
+      <w:pPr>
         <w:pStyle w:val="MdListItem"/>
         <w:numPr>
           <w:ilvl w:val="1"/>
@@ -502,7 +559,7 @@
         </w:numPr>
       </w:pPr>
       <w:r>
-        <w:t xml:space="preserve">Khó khăn trong việc theo dõi thông kê, báo cáo doanh thu để đưa ra quyết định kinh doanh kịp thời.</w:t>
+        <w:t>Khó khăn trong việc theo dõi thông kê, báo cáo doanh thu để đưa ra quyết định kinh doanh kịp thời.</w:t>
       </w:r>
     </w:p>
     <w:p>
@@ -512,11 +569,10 @@
     </w:p>
     <w:p>
       <w:pPr>
-        <w:pStyle w:val="Heading3"/>
         <w:pStyle w:val="MdHeading3"/>
       </w:pPr>
       <w:r>
-        <w:t xml:space="preserve">2.1 Sơ đồ Quy trình nghiệp vụ: Báo đơn thủ công (AS-IS) vs Tự động hóa (TO-BE)</w:t>
+        <w:t>2.1 Sơ đồ Quy trình nghiệp vụ: Báo đơn thủ công (AS-IS) vs Tự động hóa (TO-BE)</w:t>
       </w:r>
     </w:p>
     <w:p>
@@ -524,7 +580,7 @@
         <w:pStyle w:val="MdParagraph"/>
       </w:pPr>
       <w:r>
-        <w:t xml:space="preserve">Việc số hóa không chỉ đơn thuần là làm một cái Web tĩnh, mà là thay đổi hành vi tương tác toàn chuỗi. Sơ đồ dưới cho thấy phần mềm thay thế con người ở những khâu cốt lõi:</w:t>
+        <w:t>Việc số hóa không chỉ đơn thuần là làm một cái Web tĩnh, mà là thay đổi hành vi tương tác toàn chuỗi. Sơ đồ dưới cho thấy phần mềm thay thế con người ở những khâu cốt lõi:</w:t>
       </w:r>
     </w:p>
     <w:p>
@@ -537,7 +593,7 @@
         <w:pStyle w:val="MdCode"/>
       </w:pPr>
       <w:r>
-        <w:t xml:space="preserve">flowchart TD</w:t>
+        <w:t>flowchart TD</w:t>
       </w:r>
       <w:r>
         <w:br/>
@@ -573,7 +629,6 @@
       </w:r>
       <w:r>
         <w:br/>
-        <w:t xml:space="preserve"/>
       </w:r>
       <w:r>
         <w:br/>
@@ -611,11 +666,10 @@
     </w:p>
     <w:p>
       <w:pPr>
-        <w:pStyle w:val="Heading2"/>
         <w:pStyle w:val="MdHeading2"/>
       </w:pPr>
       <w:r>
-        <w:t xml:space="preserve">3. Mục tiêu dự án</w:t>
+        <w:t>3. Mục tiêu dự án</w:t>
       </w:r>
     </w:p>
     <w:p>
@@ -628,10 +682,8 @@
       <w:r>
         <w:rPr>
           <w:rStyle w:val="MdStrong"/>
-          <w:b/>
-          <w:bCs/>
         </w:rPr>
-        <w:t xml:space="preserve">Website Thương Mại Điện Tử</w:t>
+        <w:t>Website Thương Mại Điện Tử</w:t>
       </w:r>
       <w:r>
         <w:t xml:space="preserve"> giúp giải quyết các vấn đề trên, tập trung vào:</w:t>
@@ -644,7 +696,6 @@
     </w:p>
     <w:p>
       <w:pPr>
-        <w:pStyle w:val="ListParagraph"/>
         <w:pStyle w:val="MdListItem"/>
         <w:numPr>
           <w:ilvl w:val="0"/>
@@ -654,10 +705,8 @@
       <w:r>
         <w:rPr>
           <w:rStyle w:val="MdStrong"/>
-          <w:b/>
-          <w:bCs/>
         </w:rPr>
-        <w:t xml:space="preserve">Tự động hóa:</w:t>
+        <w:t>Tự động hóa:</w:t>
       </w:r>
       <w:r>
         <w:t xml:space="preserve"> Tối ưu hóa quy trình từ lúc khách hàng xem sản phẩm, thêm vào giỏ hàng, đặt hàng cho đến khi admin xử lý đơn một cách hoàn toàn trên máy tính thay vì ghi sổ.</w:t>
@@ -665,7 +714,6 @@
     </w:p>
     <w:p>
       <w:pPr>
-        <w:pStyle w:val="ListParagraph"/>
         <w:pStyle w:val="MdListItem"/>
         <w:numPr>
           <w:ilvl w:val="0"/>
@@ -675,10 +723,8 @@
       <w:r>
         <w:rPr>
           <w:rStyle w:val="MdStrong"/>
-          <w:b/>
-          <w:bCs/>
         </w:rPr>
-        <w:t xml:space="preserve">Thống kê / Báo cáo:</w:t>
+        <w:t>Thống kê / Báo cáo:</w:t>
       </w:r>
       <w:r>
         <w:t xml:space="preserve"> Cung cấp cho người quản trị </w:t>
@@ -686,10 +732,8 @@
       <w:r>
         <w:rPr>
           <w:rStyle w:val="MdStrong"/>
-          <w:b/>
-          <w:bCs/>
         </w:rPr>
-        <w:t xml:space="preserve">Dashboard</w:t>
+        <w:t>Dashboard</w:t>
       </w:r>
       <w:r>
         <w:t xml:space="preserve"> (Bảng điều khiển quản trị tập trung) giám sát doanh thu động trực quan bằng các biểu đồ, đồng thời có khả năng xuất dữ liệu báo cáo ra file Excel để gửi cấp trên hoặc đối tác.</w:t>
@@ -697,7 +741,6 @@
     </w:p>
     <w:p>
       <w:pPr>
-        <w:pStyle w:val="ListParagraph"/>
         <w:pStyle w:val="MdListItem"/>
         <w:numPr>
           <w:ilvl w:val="0"/>
@@ -707,10 +750,8 @@
       <w:r>
         <w:rPr>
           <w:rStyle w:val="MdStrong"/>
-          <w:b/>
-          <w:bCs/>
         </w:rPr>
-        <w:t xml:space="preserve">Nâng cao trải nghiệm User (Người dùng):</w:t>
+        <w:t>Nâng cao trải nghiệm User (Người dùng):</w:t>
       </w:r>
       <w:r>
         <w:t xml:space="preserve"> Cung cấp giao diện trực quan, rõ ràng, thao tác mượt mà dễ sử dụng cho khách hàng từ khâu chọn đồ đến khi thanh toán.</w:t>
@@ -723,38 +764,49 @@
     </w:p>
     <w:p>
       <w:pPr>
-        <w:pStyle w:val="Heading3"/>
         <w:pStyle w:val="MdHeading3"/>
       </w:pPr>
       <w:r>
-        <w:t xml:space="preserve">3.1 Bảng Phân tích Định hướng Phát triển (SWOT)</w:t>
+        <w:lastRenderedPageBreak/>
+        <w:t>3.1 Bảng Phân tích Định hướng Phát triển (SWOT)</w:t>
       </w:r>
     </w:p>
     <w:tbl>
       <w:tblPr>
-        <w:tblStyle w:val="MdTable"/>
-        <w:tblW w:type="pct" w:w="100%"/>
+        <w:tblW w:w="5000" w:type="pct"/>
         <w:tblBorders>
-          <w:top w:val="single" w:color="auto" w:sz="4"/>
-          <w:left w:val="single" w:color="auto" w:sz="4"/>
-          <w:bottom w:val="single" w:color="auto" w:sz="4"/>
-          <w:right w:val="single" w:color="auto" w:sz="4"/>
-          <w:insideH w:val="single" w:color="auto" w:sz="4"/>
-          <w:insideV w:val="single" w:color="auto" w:sz="4"/>
+          <w:top w:val="single" w:sz="4" w:space="0" w:color="auto"/>
+          <w:left w:val="single" w:sz="4" w:space="0" w:color="auto"/>
+          <w:bottom w:val="single" w:sz="4" w:space="0" w:color="auto"/>
+          <w:right w:val="single" w:sz="4" w:space="0" w:color="auto"/>
+          <w:insideH w:val="single" w:sz="4" w:space="0" w:color="auto"/>
+          <w:insideV w:val="single" w:sz="4" w:space="0" w:color="auto"/>
         </w:tblBorders>
+        <w:tblCellMar>
+          <w:left w:w="10" w:type="dxa"/>
+          <w:right w:w="10" w:type="dxa"/>
+        </w:tblCellMar>
+        <w:tblLook w:val="04A0" w:firstRow="1" w:lastRow="0" w:firstColumn="1" w:lastColumn="0" w:noHBand="0" w:noVBand="1"/>
       </w:tblPr>
       <w:tblGrid>
-        <w:gridCol w:w="5000"/>
-        <w:gridCol w:w="5000"/>
+        <w:gridCol w:w="4686"/>
+        <w:gridCol w:w="4330"/>
       </w:tblGrid>
       <w:tr>
+        <w:tblPrEx>
+          <w:tblCellMar>
+            <w:top w:w="0" w:type="dxa"/>
+            <w:bottom w:w="0" w:type="dxa"/>
+          </w:tblCellMar>
+        </w:tblPrEx>
         <w:trPr>
           <w:cantSplit/>
           <w:tblHeader/>
         </w:trPr>
         <w:tc>
           <w:tcPr>
-            <w:shd w:fill="F2F2F2"/>
+            <w:tcW w:w="0" w:type="auto"/>
+            <w:shd w:val="clear" w:color="auto" w:fill="F2F2F2"/>
             <w:vAlign w:val="center"/>
           </w:tcPr>
           <w:p>
@@ -762,13 +814,14 @@
               <w:pStyle w:val="MdTableHeader"/>
             </w:pPr>
             <w:r>
-              <w:t xml:space="preserve">Điểm mạnh (Strengths)</w:t>
-            </w:r>
-          </w:p>
-        </w:tc>
-        <w:tc>
-          <w:tcPr>
-            <w:shd w:fill="F2F2F2"/>
+              <w:t>Điểm mạnh (Strengths)</w:t>
+            </w:r>
+          </w:p>
+        </w:tc>
+        <w:tc>
+          <w:tcPr>
+            <w:tcW w:w="0" w:type="auto"/>
+            <w:shd w:val="clear" w:color="auto" w:fill="F2F2F2"/>
             <w:vAlign w:val="center"/>
           </w:tcPr>
           <w:p>
@@ -776,17 +829,24 @@
               <w:pStyle w:val="MdTableHeader"/>
             </w:pPr>
             <w:r>
-              <w:t xml:space="preserve">Điểm yếu (Weaknesses)</w:t>
+              <w:t>Điểm yếu (Weaknesses)</w:t>
             </w:r>
           </w:p>
         </w:tc>
       </w:tr>
       <w:tr>
+        <w:tblPrEx>
+          <w:tblCellMar>
+            <w:top w:w="0" w:type="dxa"/>
+            <w:bottom w:w="0" w:type="dxa"/>
+          </w:tblCellMar>
+        </w:tblPrEx>
         <w:trPr>
           <w:cantSplit/>
         </w:trPr>
         <w:tc>
           <w:tcPr>
+            <w:tcW w:w="0" w:type="auto"/>
             <w:vAlign w:val="center"/>
           </w:tcPr>
           <w:p>
@@ -794,30 +854,31 @@
               <w:pStyle w:val="MdTableCell"/>
             </w:pPr>
             <w:r>
-              <w:t xml:space="preserve">- Giao diện React hiện đại, chuyển trang không giật lag.</w:t>
+              <w:t>- Giao diện React hiện đại, chuyển trang không giật lag.</w:t>
             </w:r>
             <w:r>
               <w:rPr>
                 <w:rStyle w:val="MdTag"/>
               </w:rPr>
-              <w:t xml:space="preserve">&lt;br&gt;</w:t>
-            </w:r>
-            <w:r>
-              <w:t xml:space="preserve">- API tự thiết kế bằng Node.js giúp nhóm chủ động 100% Data.</w:t>
+              <w:t>&lt;br&gt;</w:t>
+            </w:r>
+            <w:r>
+              <w:t>- API tự thiết kế bằng Node.js giúp nhóm chủ động 100% Data.</w:t>
             </w:r>
             <w:r>
               <w:rPr>
                 <w:rStyle w:val="MdTag"/>
               </w:rPr>
-              <w:t xml:space="preserve">&lt;br&gt;</w:t>
-            </w:r>
-            <w:r>
-              <w:t xml:space="preserve">- Áp dụng mật khẩu băm Bcrypt an toàn.</w:t>
-            </w:r>
-          </w:p>
-        </w:tc>
-        <w:tc>
-          <w:tcPr>
+              <w:t>&lt;br&gt;</w:t>
+            </w:r>
+            <w:r>
+              <w:t>- Áp dụng mật khẩu băm Bcrypt an toàn.</w:t>
+            </w:r>
+          </w:p>
+        </w:tc>
+        <w:tc>
+          <w:tcPr>
+            <w:tcW w:w="0" w:type="auto"/>
             <w:vAlign w:val="center"/>
           </w:tcPr>
           <w:p>
@@ -825,26 +886,33 @@
               <w:pStyle w:val="MdTableCell"/>
             </w:pPr>
             <w:r>
-              <w:t xml:space="preserve">- Server test miễn phí (Render) bị "ngủ đông" nếu ít truy cập.</w:t>
+              <w:t>- Server test miễn phí (Render) bị "ngủ đông" nếu ít truy cập.</w:t>
             </w:r>
             <w:r>
               <w:rPr>
                 <w:rStyle w:val="MdTag"/>
               </w:rPr>
-              <w:t xml:space="preserve">&lt;br&gt;</w:t>
-            </w:r>
-            <w:r>
-              <w:t xml:space="preserve">- Chức năng tìm kiếm chưa hỗ trợ Fuzzy Search (gõ sai chính tả).</w:t>
+              <w:t>&lt;br&gt;</w:t>
+            </w:r>
+            <w:r>
+              <w:t>- Chức năng tìm kiếm chưa hỗ trợ Fuzzy Search (gõ sai chính tả).</w:t>
             </w:r>
           </w:p>
         </w:tc>
       </w:tr>
       <w:tr>
+        <w:tblPrEx>
+          <w:tblCellMar>
+            <w:top w:w="0" w:type="dxa"/>
+            <w:bottom w:w="0" w:type="dxa"/>
+          </w:tblCellMar>
+        </w:tblPrEx>
         <w:trPr>
           <w:cantSplit/>
         </w:trPr>
         <w:tc>
           <w:tcPr>
+            <w:tcW w:w="0" w:type="auto"/>
             <w:vAlign w:val="center"/>
           </w:tcPr>
           <w:p>
@@ -854,15 +922,14 @@
             <w:r>
               <w:rPr>
                 <w:rStyle w:val="MdStrong"/>
-                <w:b/>
-                <w:bCs/>
               </w:rPr>
-              <w:t xml:space="preserve">Cơ hội (Opportunities)</w:t>
-            </w:r>
-          </w:p>
-        </w:tc>
-        <w:tc>
-          <w:tcPr>
+              <w:t>Cơ hội (Opportunities)</w:t>
+            </w:r>
+          </w:p>
+        </w:tc>
+        <w:tc>
+          <w:tcPr>
+            <w:tcW w:w="0" w:type="auto"/>
             <w:vAlign w:val="center"/>
           </w:tcPr>
           <w:p>
@@ -872,20 +939,25 @@
             <w:r>
               <w:rPr>
                 <w:rStyle w:val="MdStrong"/>
-                <w:b/>
-                <w:bCs/>
               </w:rPr>
-              <w:t xml:space="preserve">Thách thức (Threats)</w:t>
+              <w:t>Thách thức (Threats)</w:t>
             </w:r>
           </w:p>
         </w:tc>
       </w:tr>
       <w:tr>
+        <w:tblPrEx>
+          <w:tblCellMar>
+            <w:top w:w="0" w:type="dxa"/>
+            <w:bottom w:w="0" w:type="dxa"/>
+          </w:tblCellMar>
+        </w:tblPrEx>
         <w:trPr>
           <w:cantSplit/>
         </w:trPr>
         <w:tc>
           <w:tcPr>
+            <w:tcW w:w="0" w:type="auto"/>
             <w:vAlign w:val="center"/>
           </w:tcPr>
           <w:p>
@@ -893,21 +965,22 @@
               <w:pStyle w:val="MdTableCell"/>
             </w:pPr>
             <w:r>
-              <w:t xml:space="preserve">- Lập trình API chuẩn REST giúp dễ dàng mở rộng lên riêng App Mobile sau này.</w:t>
+              <w:t>- Lập trình API chuẩn REST giúp dễ dàng mở rộng lên riêng App Mobile sau này.</w:t>
             </w:r>
             <w:r>
               <w:rPr>
                 <w:rStyle w:val="MdTag"/>
               </w:rPr>
-              <w:t xml:space="preserve">&lt;br&gt;</w:t>
-            </w:r>
-            <w:r>
-              <w:t xml:space="preserve">- Tài liệu bài bản chuẩn IEEE làm Showcase nổi bật cho CV đi thực tập.</w:t>
-            </w:r>
-          </w:p>
-        </w:tc>
-        <w:tc>
-          <w:tcPr>
+              <w:t>&lt;br&gt;</w:t>
+            </w:r>
+            <w:r>
+              <w:t>- Tài liệu bài bản chuẩn IEEE làm Showcase nổi bật cho CV đi thực tập.</w:t>
+            </w:r>
+          </w:p>
+        </w:tc>
+        <w:tc>
+          <w:tcPr>
+            <w:tcW w:w="0" w:type="auto"/>
             <w:vAlign w:val="center"/>
           </w:tcPr>
           <w:p>
@@ -915,16 +988,16 @@
               <w:pStyle w:val="MdTableCell"/>
             </w:pPr>
             <w:r>
-              <w:t xml:space="preserve">- Các sàn Shopee/Lazada quá lớn, web tự build khó cạnh tranh nguồn traffic khách mua tự nhiên.</w:t>
+              <w:t>- Các sàn Shopee/Lazada quá lớn, web tự build khó cạnh tranh nguồn traffic khách mua tự nhiên.</w:t>
             </w:r>
             <w:r>
               <w:rPr>
                 <w:rStyle w:val="MdTag"/>
               </w:rPr>
-              <w:t xml:space="preserve">&lt;br&gt;</w:t>
-            </w:r>
-            <w:r>
-              <w:t xml:space="preserve">- Bot tấn công DDoS (Đã chặn cơ bản bằng Rate-Limit).</w:t>
+              <w:t>&lt;br&gt;</w:t>
+            </w:r>
+            <w:r>
+              <w:t>- Bot tấn công DDoS (Đã chặn cơ bản bằng Rate-Limit).</w:t>
             </w:r>
           </w:p>
         </w:tc>
@@ -932,11 +1005,10 @@
     </w:tbl>
     <w:p>
       <w:pPr>
-        <w:pStyle w:val="Heading2"/>
         <w:pStyle w:val="MdHeading2"/>
       </w:pPr>
       <w:r>
-        <w:t xml:space="preserve">4. Phạm vi dự án</w:t>
+        <w:t>4. Phạm vi dự án</w:t>
       </w:r>
     </w:p>
     <w:p>
@@ -944,7 +1016,7 @@
         <w:pStyle w:val="MdParagraph"/>
       </w:pPr>
       <w:r>
-        <w:t xml:space="preserve">Dự án được triển khai theo các giai đoạn (Phases) nhằm phân bổ nguồn lực hợp lý.</w:t>
+        <w:t>Dự án được triển khai theo các giai đoạn (Phases) nhằm phân bổ nguồn lực hợp lý.</w:t>
       </w:r>
     </w:p>
     <w:p>
@@ -954,16 +1026,14 @@
     </w:p>
     <w:p>
       <w:pPr>
-        <w:pStyle w:val="Heading3"/>
         <w:pStyle w:val="MdHeading3"/>
       </w:pPr>
       <w:r>
-        <w:t xml:space="preserve">Giai đoạn 1 (Phase 1) - Hiện tại (Đã hoàn thành)</w:t>
-      </w:r>
-    </w:p>
-    <w:p>
-      <w:pPr>
-        <w:pStyle w:val="ListParagraph"/>
+        <w:t>Giai đoạn 1 (Phase 1) - Hiện tại (Đã hoàn thành)</w:t>
+      </w:r>
+    </w:p>
+    <w:p>
+      <w:pPr>
         <w:pStyle w:val="MdListItem"/>
         <w:numPr>
           <w:ilvl w:val="0"/>
@@ -971,12 +1041,11 @@
         </w:numPr>
       </w:pPr>
       <w:r>
-        <w:t xml:space="preserve">Hệ thống quản lý tài khoản và giỏ hàng cơ bản.</w:t>
-      </w:r>
-    </w:p>
-    <w:p>
-      <w:pPr>
-        <w:pStyle w:val="ListParagraph"/>
+        <w:t>Hệ thống quản lý tài khoản và giỏ hàng cơ bản.</w:t>
+      </w:r>
+    </w:p>
+    <w:p>
+      <w:pPr>
         <w:pStyle w:val="MdListItem"/>
         <w:numPr>
           <w:ilvl w:val="0"/>
@@ -984,12 +1053,11 @@
         </w:numPr>
       </w:pPr>
       <w:r>
-        <w:t xml:space="preserve">Chức năng duyệt, tìm kiếm, xem chi tiết sản phẩm.</w:t>
-      </w:r>
-    </w:p>
-    <w:p>
-      <w:pPr>
-        <w:pStyle w:val="ListParagraph"/>
+        <w:t>Chức năng duyệt, tìm kiếm, xem chi tiết sản phẩm.</w:t>
+      </w:r>
+    </w:p>
+    <w:p>
+      <w:pPr>
         <w:pStyle w:val="MdListItem"/>
         <w:numPr>
           <w:ilvl w:val="0"/>
@@ -997,12 +1065,11 @@
         </w:numPr>
       </w:pPr>
       <w:r>
-        <w:t xml:space="preserve">Đặt hàng và quản lý đơn hàng.</w:t>
-      </w:r>
-    </w:p>
-    <w:p>
-      <w:pPr>
-        <w:pStyle w:val="ListParagraph"/>
+        <w:t>Đặt hàng và quản lý đơn hàng.</w:t>
+      </w:r>
+    </w:p>
+    <w:p>
+      <w:pPr>
         <w:pStyle w:val="MdListItem"/>
         <w:numPr>
           <w:ilvl w:val="0"/>
@@ -1010,12 +1077,11 @@
         </w:numPr>
       </w:pPr>
       <w:r>
-        <w:t xml:space="preserve">Trang Giới thiệu (About) của nhóm phát triển.</w:t>
-      </w:r>
-    </w:p>
-    <w:p>
-      <w:pPr>
-        <w:pStyle w:val="ListParagraph"/>
+        <w:t>Trang Giới thiệu (About) của nhóm phát triển.</w:t>
+      </w:r>
+    </w:p>
+    <w:p>
+      <w:pPr>
         <w:pStyle w:val="MdListItem"/>
         <w:numPr>
           <w:ilvl w:val="0"/>
@@ -1023,7 +1089,7 @@
         </w:numPr>
       </w:pPr>
       <w:r>
-        <w:t xml:space="preserve">Hệ thống Admin Dashboard: Quan sát báo cáo doanh thu đa khung thời gian (ngày, tuần, tháng), biểu đồ top sản phẩm bán chạy, xuất file Excel đơn hàng.</w:t>
+        <w:t>Hệ thống Admin Dashboard: Quan sát báo cáo doanh thu đa khung thời gian (ngày, tuần, tháng), biểu đồ top sản phẩm bán chạy, xuất file Excel đơn hàng.</w:t>
       </w:r>
     </w:p>
     <w:p>
@@ -1033,16 +1099,14 @@
     </w:p>
     <w:p>
       <w:pPr>
-        <w:pStyle w:val="Heading3"/>
         <w:pStyle w:val="MdHeading3"/>
       </w:pPr>
       <w:r>
-        <w:t xml:space="preserve">Giai đoạn 2 (Phase 2) - Kế hoạch mở rộng</w:t>
-      </w:r>
-    </w:p>
-    <w:p>
-      <w:pPr>
-        <w:pStyle w:val="ListParagraph"/>
+        <w:t>Giai đoạn 2 (Phase 2) - Kế hoạch mở rộng</w:t>
+      </w:r>
+    </w:p>
+    <w:p>
+      <w:pPr>
         <w:pStyle w:val="MdListItem"/>
         <w:numPr>
           <w:ilvl w:val="0"/>
@@ -1050,12 +1114,11 @@
         </w:numPr>
       </w:pPr>
       <w:r>
-        <w:t xml:space="preserve">Tính năng đánh giá và bình luận sản phẩm (Ratings &amp; Reviews).</w:t>
-      </w:r>
-    </w:p>
-    <w:p>
-      <w:pPr>
-        <w:pStyle w:val="ListParagraph"/>
+        <w:t>Tính năng đánh giá và bình luận sản phẩm (Ratings &amp; Reviews).</w:t>
+      </w:r>
+    </w:p>
+    <w:p>
+      <w:pPr>
         <w:pStyle w:val="MdListItem"/>
         <w:numPr>
           <w:ilvl w:val="0"/>
@@ -1063,12 +1126,11 @@
         </w:numPr>
       </w:pPr>
       <w:r>
-        <w:t xml:space="preserve">Hệ thống Khuyến mãi / Mã giảm giá (Vouchers/Coupons).</w:t>
-      </w:r>
-    </w:p>
-    <w:p>
-      <w:pPr>
-        <w:pStyle w:val="ListParagraph"/>
+        <w:t>Hệ thống Khuyến mãi / Mã giảm giá (Vouchers/Coupons).</w:t>
+      </w:r>
+    </w:p>
+    <w:p>
+      <w:pPr>
         <w:pStyle w:val="MdListItem"/>
         <w:numPr>
           <w:ilvl w:val="0"/>
@@ -1076,12 +1138,11 @@
         </w:numPr>
       </w:pPr>
       <w:r>
-        <w:t xml:space="preserve">Gợi ý sản phẩm thông minh dựa trên hành vi truy cập.</w:t>
-      </w:r>
-    </w:p>
-    <w:p>
-      <w:pPr>
-        <w:pStyle w:val="ListParagraph"/>
+        <w:t>Gợi ý sản phẩm thông minh dựa trên hành vi truy cập.</w:t>
+      </w:r>
+    </w:p>
+    <w:p>
+      <w:pPr>
         <w:pStyle w:val="MdListItem"/>
         <w:numPr>
           <w:ilvl w:val="0"/>
@@ -1089,12 +1150,11 @@
         </w:numPr>
       </w:pPr>
       <w:r>
-        <w:t xml:space="preserve">Nâng cấp phần quyền cho Admin (Super Admin / Staff) và quản lý kho hàng, thiết lập Email Notification.</w:t>
-      </w:r>
-    </w:p>
-    <w:p>
-      <w:pPr>
-        <w:pStyle w:val="ListParagraph"/>
+        <w:t>Nâng cấp phần quyền cho Admin (Super Admin / Staff) và quản lý kho hàng, thiết lập Email Notification.</w:t>
+      </w:r>
+    </w:p>
+    <w:p>
+      <w:pPr>
         <w:pStyle w:val="MdListItem"/>
         <w:numPr>
           <w:ilvl w:val="0"/>
@@ -1102,102 +1162,85 @@
         </w:numPr>
       </w:pPr>
       <w:r>
-        <w:t xml:space="preserve">Tích hợp cổng thanh toán trực tuyến (VNPAY / Momo Sandbox).</w:t>
+        <w:t>Tích hợp cổng thanh toán trực tuyến (VNPAY / Momo Sandbox).</w:t>
       </w:r>
     </w:p>
     <w:sectPr>
-      <w:pgSz w:w="11906" w:h="16838" w:orient="portrait"/>
+      <w:pgSz w:w="11906" w:h="16838"/>
       <w:pgMar w:top="1440" w:right="1440" w:bottom="1440" w:left="1440" w:header="708" w:footer="708" w:gutter="0"/>
-      <w:pgNumType/>
+      <w:cols w:space="720"/>
       <w:docGrid w:linePitch="360"/>
     </w:sectPr>
   </w:body>
 </w:document>
 </file>
 
-<file path=word/comments.xml><?xml version="1.0" encoding="utf-8"?>
-<w:comments xmlns:cx="http://schemas.microsoft.com/office/drawing/2014/chartex" xmlns:cx1="http://schemas.microsoft.com/office/drawing/2015/9/8/chartex" xmlns:cx2="http://schemas.microsoft.com/office/drawing/2015/10/21/chartex" xmlns:cx3="http://schemas.microsoft.com/office/drawing/2016/5/9/chartex" xmlns:cx4="http://schemas.microsoft.com/office/drawing/2016/5/10/chartex" xmlns:cx5="http://schemas.microsoft.com/office/drawing/2016/5/11/chartex" xmlns:cx6="http://schemas.microsoft.com/office/drawing/2016/5/12/chartex" xmlns:cx7="http://schemas.microsoft.com/office/drawing/2016/5/13/chartex" xmlns:cx8="http://schemas.microsoft.com/office/drawing/2016/5/14/chartex" xmlns:mc="http://schemas.openxmlformats.org/markup-compatibility/2006" xmlns:aink="http://schemas.microsoft.com/office/drawing/2016/ink" xmlns:am3d="http://schemas.microsoft.com/office/drawing/2017/model3d" xmlns:o="urn:schemas-microsoft-com:office:office" xmlns:r="http://schemas.openxmlformats.org/officeDocument/2006/relationships" xmlns:m="http://schemas.openxmlformats.org/officeDocument/2006/math" xmlns:v="urn:schemas-microsoft-com:vml" xmlns:wp14="http://schemas.microsoft.com/office/word/2010/wordprocessingDrawing" xmlns:wp="http://schemas.openxmlformats.org/drawingml/2006/wordprocessingDrawing" xmlns:w10="urn:schemas-microsoft-com:office:word" xmlns:w="http://schemas.openxmlformats.org/wordprocessingml/2006/main" xmlns:w14="http://schemas.microsoft.com/office/word/2010/wordml" xmlns:w15="http://schemas.microsoft.com/office/word/2012/wordml" xmlns:w16cex="http://schemas.microsoft.com/office/word/2018/wordml/cex" xmlns:w16cid="http://schemas.microsoft.com/office/word/2016/wordml/cid" xmlns:w16="http://schemas.microsoft.com/office/word/2018/wordml" xmlns:w16sdtdh="http://schemas.microsoft.com/office/word/2020/wordml/sdtdatahash" xmlns:w16se="http://schemas.microsoft.com/office/word/2015/wordml/symex" xmlns:wpg="http://schemas.microsoft.com/office/word/2010/wordprocessingGroup" xmlns:wpi="http://schemas.microsoft.com/office/word/2010/wordprocessingInk" xmlns:wne="http://schemas.microsoft.com/office/word/2006/wordml" xmlns:wps="http://schemas.microsoft.com/office/word/2010/wordprocessingShape"/>
-</file>
-
-<file path=word/endnotes.xml><?xml version="1.0" encoding="utf-8"?>
-<w:endnotes xmlns:wpc="http://schemas.microsoft.com/office/word/2010/wordprocessingCanvas" xmlns:mc="http://schemas.openxmlformats.org/markup-compatibility/2006" xmlns:o="urn:schemas-microsoft-com:office:office" xmlns:r="http://schemas.openxmlformats.org/officeDocument/2006/relationships" xmlns:m="http://schemas.openxmlformats.org/officeDocument/2006/math" xmlns:v="urn:schemas-microsoft-com:vml" xmlns:wp14="http://schemas.microsoft.com/office/word/2010/wordprocessingDrawing" xmlns:wp="http://schemas.openxmlformats.org/drawingml/2006/wordprocessingDrawing" xmlns:w10="urn:schemas-microsoft-com:office:word" xmlns:w="http://schemas.openxmlformats.org/wordprocessingml/2006/main" xmlns:w14="http://schemas.microsoft.com/office/word/2010/wordml" xmlns:w15="http://schemas.microsoft.com/office/word/2012/wordml" xmlns:wpg="http://schemas.microsoft.com/office/word/2010/wordprocessingGroup" xmlns:wpi="http://schemas.microsoft.com/office/word/2010/wordprocessingInk" xmlns:wne="http://schemas.microsoft.com/office/word/2006/wordml" xmlns:wps="http://schemas.microsoft.com/office/word/2010/wordprocessingShape" mc:Ignorable="w14 w15 wp14">
-  <w:endnote w:type="separator" w:id="-1">
-    <w:p>
-      <w:pPr>
-        <w:spacing w:after="0" w:line="240" w:lineRule="auto"/>
-      </w:pPr>
-      <w:r>
-        <w:rPr>
-          <w:rStyle w:val="EndnoteReference"/>
-        </w:rPr>
-        <w:endnoteRef/>
-      </w:r>
-      <w:r>
-        <w:separator/>
-      </w:r>
-    </w:p>
-  </w:endnote>
-  <w:endnote w:type="continuationSeparator" w:id="0">
-    <w:p>
-      <w:pPr>
-        <w:spacing w:after="0" w:line="240" w:lineRule="auto"/>
-      </w:pPr>
-      <w:r>
-        <w:rPr>
-          <w:rStyle w:val="EndnoteReference"/>
-        </w:rPr>
-        <w:endnoteRef/>
-      </w:r>
-      <w:r>
-        <w:continuationSeparator/>
-      </w:r>
-    </w:p>
-  </w:endnote>
-</w:endnotes>
-</file>
-
-<file path=word/footnotes.xml><?xml version="1.0" encoding="utf-8"?>
-<w:footnotes xmlns:wpc="http://schemas.microsoft.com/office/word/2010/wordprocessingCanvas" xmlns:mc="http://schemas.openxmlformats.org/markup-compatibility/2006" xmlns:o="urn:schemas-microsoft-com:office:office" xmlns:r="http://schemas.openxmlformats.org/officeDocument/2006/relationships" xmlns:m="http://schemas.openxmlformats.org/officeDocument/2006/math" xmlns:v="urn:schemas-microsoft-com:vml" xmlns:wp14="http://schemas.microsoft.com/office/word/2010/wordprocessingDrawing" xmlns:wp="http://schemas.openxmlformats.org/drawingml/2006/wordprocessingDrawing" xmlns:w10="urn:schemas-microsoft-com:office:word" xmlns:w="http://schemas.openxmlformats.org/wordprocessingml/2006/main" xmlns:w14="http://schemas.microsoft.com/office/word/2010/wordml" xmlns:w15="http://schemas.microsoft.com/office/word/2012/wordml" xmlns:wpg="http://schemas.microsoft.com/office/word/2010/wordprocessingGroup" xmlns:wpi="http://schemas.microsoft.com/office/word/2010/wordprocessingInk" xmlns:wne="http://schemas.microsoft.com/office/word/2006/wordml" xmlns:wps="http://schemas.microsoft.com/office/word/2010/wordprocessingShape" mc:Ignorable="w14 w15 wp14">
-  <w:footnote w:type="separator" w:id="-1">
-    <w:p>
-      <w:pPr>
-        <w:spacing w:after="0" w:line="240" w:lineRule="auto"/>
-      </w:pPr>
-      <w:r>
-        <w:rPr>
-          <w:rStyle w:val="FootnoteReference"/>
-        </w:rPr>
-        <w:footnoteRef/>
-      </w:r>
-      <w:r>
-        <w:separator/>
-      </w:r>
-    </w:p>
-  </w:footnote>
-  <w:footnote w:type="continuationSeparator" w:id="0">
-    <w:p>
-      <w:pPr>
-        <w:spacing w:after="0" w:line="240" w:lineRule="auto"/>
-      </w:pPr>
-      <w:r>
-        <w:rPr>
-          <w:rStyle w:val="FootnoteReference"/>
-        </w:rPr>
-        <w:footnoteRef/>
-      </w:r>
-      <w:r>
-        <w:continuationSeparator/>
-      </w:r>
-    </w:p>
-  </w:footnote>
-</w:footnotes>
-</file>
-
 <file path=word/numbering.xml><?xml version="1.0" encoding="utf-8"?>
-<w:numbering xmlns:wpc="http://schemas.microsoft.com/office/word/2010/wordprocessingCanvas" xmlns:mc="http://schemas.openxmlformats.org/markup-compatibility/2006" xmlns:o="urn:schemas-microsoft-com:office:office" xmlns:r="http://schemas.openxmlformats.org/officeDocument/2006/relationships" xmlns:m="http://schemas.openxmlformats.org/officeDocument/2006/math" xmlns:v="urn:schemas-microsoft-com:vml" xmlns:wp14="http://schemas.microsoft.com/office/word/2010/wordprocessingDrawing" xmlns:wp="http://schemas.openxmlformats.org/drawingml/2006/wordprocessingDrawing" xmlns:w10="urn:schemas-microsoft-com:office:word" xmlns:w="http://schemas.openxmlformats.org/wordprocessingml/2006/main" xmlns:w14="http://schemas.microsoft.com/office/word/2010/wordml" xmlns:w15="http://schemas.microsoft.com/office/word/2012/wordml" xmlns:wpg="http://schemas.microsoft.com/office/word/2010/wordprocessingGroup" xmlns:wpi="http://schemas.microsoft.com/office/word/2010/wordprocessingInk" xmlns:wne="http://schemas.microsoft.com/office/word/2006/wordml" xmlns:wps="http://schemas.microsoft.com/office/word/2010/wordprocessingShape" mc:Ignorable="w14 w15 wp14">
+<w:numbering xmlns:wpc="http://schemas.microsoft.com/office/word/2010/wordprocessingCanvas" xmlns:cx="http://schemas.microsoft.com/office/drawing/2014/chartex" xmlns:cx1="http://schemas.microsoft.com/office/drawing/2015/9/8/chartex" xmlns:cx2="http://schemas.microsoft.com/office/drawing/2015/10/21/chartex" xmlns:cx3="http://schemas.microsoft.com/office/drawing/2016/5/9/chartex" xmlns:cx4="http://schemas.microsoft.com/office/drawing/2016/5/10/chartex" xmlns:cx5="http://schemas.microsoft.com/office/drawing/2016/5/11/chartex" xmlns:cx6="http://schemas.microsoft.com/office/drawing/2016/5/12/chartex" xmlns:cx7="http://schemas.microsoft.com/office/drawing/2016/5/13/chartex" xmlns:cx8="http://schemas.microsoft.com/office/drawing/2016/5/14/chartex" xmlns:mc="http://schemas.openxmlformats.org/markup-compatibility/2006" xmlns:aink="http://schemas.microsoft.com/office/drawing/2016/ink" xmlns:am3d="http://schemas.microsoft.com/office/drawing/2017/model3d" xmlns:o="urn:schemas-microsoft-com:office:office" xmlns:oel="http://schemas.microsoft.com/office/2019/extlst" xmlns:r="http://schemas.openxmlformats.org/officeDocument/2006/relationships" xmlns:m="http://schemas.openxmlformats.org/officeDocument/2006/math" xmlns:v="urn:schemas-microsoft-com:vml" xmlns:wp14="http://schemas.microsoft.com/office/word/2010/wordprocessingDrawing" xmlns:wp="http://schemas.openxmlformats.org/drawingml/2006/wordprocessingDrawing" xmlns:w10="urn:schemas-microsoft-com:office:word" xmlns:w="http://schemas.openxmlformats.org/wordprocessingml/2006/main" xmlns:w14="http://schemas.microsoft.com/office/word/2010/wordml" xmlns:w15="http://schemas.microsoft.com/office/word/2012/wordml" xmlns:w16cex="http://schemas.microsoft.com/office/word/2018/wordml/cex" xmlns:w16cid="http://schemas.microsoft.com/office/word/2016/wordml/cid" xmlns:w16="http://schemas.microsoft.com/office/word/2018/wordml" xmlns:w16du="http://schemas.microsoft.com/office/word/2023/wordml/word16du" xmlns:w16sdtdh="http://schemas.microsoft.com/office/word/2020/wordml/sdtdatahash" xmlns:w16sdtfl="http://schemas.microsoft.com/office/word/2024/wordml/sdtformatlock" xmlns:w16se="http://schemas.microsoft.com/office/word/2015/wordml/symex" xmlns:wpg="http://schemas.microsoft.com/office/word/2010/wordprocessingGroup" xmlns:wpi="http://schemas.microsoft.com/office/word/2010/wordprocessingInk" xmlns:wne="http://schemas.microsoft.com/office/word/2006/wordml" xmlns:wps="http://schemas.microsoft.com/office/word/2010/wordprocessingShape" mc:Ignorable="w14 w15 w16se w16cid w16 w16cex w16sdtdh w16sdtfl w16du wp14">
+  <w:abstractNum w:abstractNumId="0" w15:restartNumberingAfterBreak="0">
+    <w:nsid w:val="12E47173"/>
+    <w:multiLevelType w:val="multilevel"/>
+    <w:tmpl w:val="C71AADCC"/>
+    <w:lvl w:ilvl="0">
+      <w:start w:val="1"/>
+      <w:numFmt w:val="decimal"/>
+      <w:lvlText w:val="%1"/>
+      <w:lvlJc w:val="left"/>
+    </w:lvl>
+    <w:lvl w:ilvl="1">
+      <w:start w:val="1"/>
+      <w:numFmt w:val="decimal"/>
+      <w:lvlText w:val="%1.%2"/>
+      <w:lvlJc w:val="left"/>
+    </w:lvl>
+    <w:lvl w:ilvl="2">
+      <w:start w:val="1"/>
+      <w:numFmt w:val="decimal"/>
+      <w:lvlText w:val="%1.%2.%3"/>
+      <w:lvlJc w:val="left"/>
+    </w:lvl>
+    <w:lvl w:ilvl="3">
+      <w:start w:val="1"/>
+      <w:numFmt w:val="decimal"/>
+      <w:lvlText w:val="%4)"/>
+      <w:lvlJc w:val="left"/>
+    </w:lvl>
+    <w:lvl w:ilvl="4">
+      <w:start w:val="1"/>
+      <w:numFmt w:val="decimal"/>
+      <w:lvlText w:val="%5)"/>
+      <w:lvlJc w:val="left"/>
+    </w:lvl>
+    <w:lvl w:ilvl="5">
+      <w:start w:val="1"/>
+      <w:numFmt w:val="decimal"/>
+      <w:lvlText w:val="%6)"/>
+      <w:lvlJc w:val="left"/>
+    </w:lvl>
+    <w:lvl w:ilvl="6">
+      <w:start w:val="1"/>
+      <w:numFmt w:val="decimal"/>
+      <w:lvlText w:val="%7)"/>
+      <w:lvlJc w:val="left"/>
+    </w:lvl>
+    <w:lvl w:ilvl="7">
+      <w:start w:val="1"/>
+      <w:numFmt w:val="decimal"/>
+      <w:lvlText w:val="%8)"/>
+      <w:lvlJc w:val="left"/>
+    </w:lvl>
+    <w:lvl w:ilvl="8">
+      <w:start w:val="1"/>
+      <w:numFmt w:val="decimal"/>
+      <w:lvlText w:val="%9)"/>
+      <w:lvlJc w:val="left"/>
+    </w:lvl>
+  </w:abstractNum>
   <w:abstractNum w:abstractNumId="1" w15:restartNumberingAfterBreak="0">
+    <w:nsid w:val="21062C8A"/>
     <w:multiLevelType w:val="hybridMultilevel"/>
-    <w:lvl w:ilvl="0" w15:tentative="1">
+    <w:tmpl w:val="DEBEB018"/>
+    <w:lvl w:ilvl="0" w:tplc="FF4A539C">
       <w:start w:val="1"/>
       <w:numFmt w:val="bullet"/>
       <w:lvlText w:val="●"/>
@@ -1206,7 +1249,7 @@
         <w:ind w:left="720" w:hanging="360"/>
       </w:pPr>
     </w:lvl>
-    <w:lvl w:ilvl="1" w15:tentative="1">
+    <w:lvl w:ilvl="1" w:tplc="074C3374">
       <w:start w:val="1"/>
       <w:numFmt w:val="bullet"/>
       <w:lvlText w:val="○"/>
@@ -1215,7 +1258,7 @@
         <w:ind w:left="1440" w:hanging="360"/>
       </w:pPr>
     </w:lvl>
-    <w:lvl w:ilvl="2" w15:tentative="1">
+    <w:lvl w:ilvl="2" w:tplc="674C37A2">
       <w:start w:val="1"/>
       <w:numFmt w:val="bullet"/>
       <w:lvlText w:val="■"/>
@@ -1224,7 +1267,7 @@
         <w:ind w:left="2160" w:hanging="360"/>
       </w:pPr>
     </w:lvl>
-    <w:lvl w:ilvl="3" w15:tentative="1">
+    <w:lvl w:ilvl="3" w:tplc="93C21536">
       <w:start w:val="1"/>
       <w:numFmt w:val="bullet"/>
       <w:lvlText w:val="●"/>
@@ -1233,7 +1276,7 @@
         <w:ind w:left="2880" w:hanging="360"/>
       </w:pPr>
     </w:lvl>
-    <w:lvl w:ilvl="4" w15:tentative="1">
+    <w:lvl w:ilvl="4" w:tplc="3C248F4E">
       <w:start w:val="1"/>
       <w:numFmt w:val="bullet"/>
       <w:lvlText w:val="○"/>
@@ -1242,7 +1285,7 @@
         <w:ind w:left="3600" w:hanging="360"/>
       </w:pPr>
     </w:lvl>
-    <w:lvl w:ilvl="5" w15:tentative="1">
+    <w:lvl w:ilvl="5" w:tplc="40BE11CC">
       <w:start w:val="1"/>
       <w:numFmt w:val="bullet"/>
       <w:lvlText w:val="■"/>
@@ -1251,7 +1294,7 @@
         <w:ind w:left="4320" w:hanging="360"/>
       </w:pPr>
     </w:lvl>
-    <w:lvl w:ilvl="6" w15:tentative="1">
+    <w:lvl w:ilvl="6" w:tplc="41AE108A">
       <w:start w:val="1"/>
       <w:numFmt w:val="bullet"/>
       <w:lvlText w:val="●"/>
@@ -1260,7 +1303,7 @@
         <w:ind w:left="5040" w:hanging="360"/>
       </w:pPr>
     </w:lvl>
-    <w:lvl w:ilvl="7" w15:tentative="1">
+    <w:lvl w:ilvl="7" w:tplc="D0ACF3A4">
       <w:start w:val="1"/>
       <w:numFmt w:val="bullet"/>
       <w:lvlText w:val="●"/>
@@ -1269,7 +1312,7 @@
         <w:ind w:left="5760" w:hanging="360"/>
       </w:pPr>
     </w:lvl>
-    <w:lvl w:ilvl="8" w15:tentative="1">
+    <w:lvl w:ilvl="8" w:tplc="6A8E54FA">
       <w:start w:val="1"/>
       <w:numFmt w:val="bullet"/>
       <w:lvlText w:val="●"/>
@@ -1280,108 +1323,63 @@
     </w:lvl>
   </w:abstractNum>
   <w:abstractNum w:abstractNumId="2" w15:restartNumberingAfterBreak="0">
+    <w:nsid w:val="77721620"/>
     <w:multiLevelType w:val="hybridMultilevel"/>
-    <w:lvl w:ilvl="0" w15:tentative="1">
-      <w:start w:val="1"/>
-      <w:numFmt w:val="decimal"/>
-      <w:lvlText w:val="%1"/>
-      <w:lvlJc w:val="start"/>
-    </w:lvl>
-    <w:lvl w:ilvl="1" w15:tentative="1">
-      <w:start w:val="1"/>
-      <w:numFmt w:val="decimal"/>
-      <w:lvlText w:val="%1.%2"/>
-      <w:lvlJc w:val="start"/>
-    </w:lvl>
-    <w:lvl w:ilvl="2" w15:tentative="1">
-      <w:start w:val="1"/>
-      <w:numFmt w:val="decimal"/>
-      <w:lvlText w:val="%1.%2.%3"/>
-      <w:lvlJc w:val="start"/>
-    </w:lvl>
-    <w:lvl w:ilvl="3" w15:tentative="1">
-      <w:start w:val="1"/>
-      <w:numFmt w:val="decimal"/>
-      <w:lvlText w:val="%4)"/>
-      <w:lvlJc w:val="start"/>
-    </w:lvl>
-    <w:lvl w:ilvl="4" w15:tentative="1">
-      <w:start w:val="1"/>
-      <w:numFmt w:val="decimal"/>
-      <w:lvlText w:val="%5)"/>
-      <w:lvlJc w:val="start"/>
-    </w:lvl>
-    <w:lvl w:ilvl="5" w15:tentative="1">
-      <w:start w:val="1"/>
-      <w:numFmt w:val="decimal"/>
-      <w:lvlText w:val="%6)"/>
-      <w:lvlJc w:val="start"/>
-    </w:lvl>
-    <w:lvl w:ilvl="6" w15:tentative="1">
-      <w:start w:val="1"/>
-      <w:numFmt w:val="decimal"/>
-      <w:lvlText w:val="%7)"/>
-      <w:lvlJc w:val="start"/>
-    </w:lvl>
-    <w:lvl w:ilvl="7" w15:tentative="1">
-      <w:start w:val="1"/>
-      <w:numFmt w:val="decimal"/>
-      <w:lvlText w:val="%8)"/>
-      <w:lvlJc w:val="start"/>
-    </w:lvl>
-    <w:lvl w:ilvl="8" w15:tentative="1">
-      <w:start w:val="1"/>
-      <w:numFmt w:val="decimal"/>
-      <w:lvlText w:val="%9)"/>
-      <w:lvlJc w:val="start"/>
-    </w:lvl>
-  </w:abstractNum>
-  <w:abstractNum w:abstractNumId="3" w15:restartNumberingAfterBreak="0">
-    <w:multiLevelType w:val="hybridMultilevel"/>
-    <w:lvl w:ilvl="0" w15:tentative="1">
+    <w:tmpl w:val="F5E05992"/>
+    <w:lvl w:ilvl="0" w:tplc="B14C599A">
       <w:start w:val="1"/>
       <w:numFmt w:val="bullet"/>
       <w:lvlText w:val="•"/>
-      <w:lvlJc w:val="start"/>
-    </w:lvl>
-    <w:lvl w:ilvl="1" w15:tentative="1">
+      <w:lvlJc w:val="left"/>
+    </w:lvl>
+    <w:lvl w:ilvl="1" w:tplc="ED1E40A6">
       <w:start w:val="1"/>
       <w:numFmt w:val="bullet"/>
       <w:lvlText w:val="■"/>
-      <w:lvlJc w:val="start"/>
-    </w:lvl>
-    <w:lvl w:ilvl="2" w15:tentative="1">
+      <w:lvlJc w:val="left"/>
+    </w:lvl>
+    <w:lvl w:ilvl="2" w:tplc="760E6A24">
       <w:start w:val="1"/>
       <w:numFmt w:val="bullet"/>
       <w:lvlText w:val="▶"/>
-      <w:lvlJc w:val="start"/>
-    </w:lvl>
-    <w:lvl w:ilvl="3" w15:tentative="1">
+      <w:lvlJc w:val="left"/>
+    </w:lvl>
+    <w:lvl w:ilvl="3" w:tplc="7BE45458">
       <w:start w:val="1"/>
       <w:numFmt w:val="bullet"/>
       <w:lvlText w:val="▲"/>
-      <w:lvlJc w:val="start"/>
-    </w:lvl>
-    <w:lvl w:ilvl="4" w15:tentative="1">
+      <w:lvlJc w:val="left"/>
+    </w:lvl>
+    <w:lvl w:ilvl="4" w:tplc="16C4B52A">
       <w:start w:val="1"/>
       <w:numFmt w:val="bullet"/>
       <w:lvlText w:val="◆"/>
-      <w:lvlJc w:val="start"/>
-    </w:lvl>
-    <w:lvl w:ilvl="5" w15:tentative="1">
+      <w:lvlJc w:val="left"/>
+    </w:lvl>
+    <w:lvl w:ilvl="5" w:tplc="89DAD960">
       <w:start w:val="1"/>
       <w:numFmt w:val="bullet"/>
       <w:lvlText w:val="●"/>
-      <w:lvlJc w:val="start"/>
-    </w:lvl>
-    <w:lvl w:ilvl="6" w15:tentative="1">
+      <w:lvlJc w:val="left"/>
+    </w:lvl>
+    <w:lvl w:ilvl="6" w:tplc="C4B6FB56">
       <w:start w:val="1"/>
       <w:numFmt w:val="bullet"/>
       <w:lvlText w:val="□"/>
-      <w:lvlJc w:val="start"/>
+      <w:lvlJc w:val="left"/>
+    </w:lvl>
+    <w:lvl w:ilvl="7" w:tplc="DBE20AAE">
+      <w:numFmt w:val="decimal"/>
+      <w:lvlText w:val=""/>
+      <w:lvlJc w:val="left"/>
+    </w:lvl>
+    <w:lvl w:ilvl="8" w:tplc="3730B6CA">
+      <w:numFmt w:val="decimal"/>
+      <w:lvlText w:val=""/>
+      <w:lvlJc w:val="left"/>
     </w:lvl>
   </w:abstractNum>
-  <w:num w:numId="1">
+  <w:num w:numId="1" w16cid:durableId="1140420899">
     <w:abstractNumId w:val="1"/>
     <w:lvlOverride w:ilvl="0">
       <w:startOverride w:val="1"/>
@@ -1391,38 +1389,407 @@
 </file>
 
 <file path=word/styles.xml><?xml version="1.0" encoding="utf-8"?>
-<w:styles xmlns:mc="http://schemas.openxmlformats.org/markup-compatibility/2006" xmlns:r="http://schemas.openxmlformats.org/officeDocument/2006/relationships" xmlns:w="http://schemas.openxmlformats.org/wordprocessingml/2006/main" xmlns:w14="http://schemas.microsoft.com/office/word/2010/wordml" xmlns:w15="http://schemas.microsoft.com/office/word/2012/wordml" mc:Ignorable="w14 w15">
+<w:styles xmlns:mc="http://schemas.openxmlformats.org/markup-compatibility/2006" xmlns:r="http://schemas.openxmlformats.org/officeDocument/2006/relationships" xmlns:w="http://schemas.openxmlformats.org/wordprocessingml/2006/main" xmlns:w14="http://schemas.microsoft.com/office/word/2010/wordml" xmlns:w15="http://schemas.microsoft.com/office/word/2012/wordml" xmlns:w16cex="http://schemas.microsoft.com/office/word/2018/wordml/cex" xmlns:w16cid="http://schemas.microsoft.com/office/word/2016/wordml/cid" xmlns:w16="http://schemas.microsoft.com/office/word/2018/wordml" xmlns:w16du="http://schemas.microsoft.com/office/word/2023/wordml/word16du" xmlns:w16sdtdh="http://schemas.microsoft.com/office/word/2020/wordml/sdtdatahash" xmlns:w16sdtfl="http://schemas.microsoft.com/office/word/2024/wordml/sdtformatlock" xmlns:w16se="http://schemas.microsoft.com/office/word/2015/wordml/symex" mc:Ignorable="w14 w15 w16se w16cid w16 w16cex w16sdtdh w16sdtfl w16du">
   <w:docDefaults>
     <w:rPrDefault>
       <w:rPr>
+        <w:rFonts w:ascii="Times New Roman" w:eastAsia="Times New Roman" w:hAnsi="Times New Roman" w:cs="Times New Roman"/>
         <w:sz w:val="24"/>
         <w:szCs w:val="24"/>
+        <w:lang w:val="en-US" w:eastAsia="en-US" w:bidi="ar-SA"/>
       </w:rPr>
     </w:rPrDefault>
-    <w:pPrDefault>
-      <w:pPr>
-        <w:spacing w:lineRule="auto"/>
-      </w:pPr>
-    </w:pPrDefault>
+    <w:pPrDefault/>
   </w:docDefaults>
-  <w:style w:type="paragraph" w:styleId="Title">
-    <w:name w:val="Title"/>
-    <w:basedOn w:val="Normal"/>
-    <w:next w:val="Normal"/>
-    <w:qFormat/>
-    <w:rPr>
-      <w:sz w:val="56"/>
-      <w:szCs w:val="56"/>
-    </w:rPr>
+  <w:latentStyles w:defLockedState="0" w:defUIPriority="99" w:defSemiHidden="0" w:defUnhideWhenUsed="0" w:defQFormat="0" w:count="376">
+    <w:lsdException w:name="Normal" w:uiPriority="0" w:qFormat="1"/>
+    <w:lsdException w:name="heading 1" w:uiPriority="9" w:qFormat="1"/>
+    <w:lsdException w:name="heading 2" w:semiHidden="1" w:uiPriority="9" w:unhideWhenUsed="1" w:qFormat="1"/>
+    <w:lsdException w:name="heading 3" w:semiHidden="1" w:uiPriority="9" w:unhideWhenUsed="1" w:qFormat="1"/>
+    <w:lsdException w:name="heading 4" w:semiHidden="1" w:uiPriority="9" w:unhideWhenUsed="1" w:qFormat="1"/>
+    <w:lsdException w:name="heading 5" w:semiHidden="1" w:uiPriority="9" w:unhideWhenUsed="1" w:qFormat="1"/>
+    <w:lsdException w:name="heading 6" w:semiHidden="1" w:uiPriority="9" w:unhideWhenUsed="1" w:qFormat="1"/>
+    <w:lsdException w:name="heading 7" w:semiHidden="1" w:uiPriority="9" w:unhideWhenUsed="1" w:qFormat="1"/>
+    <w:lsdException w:name="heading 8" w:semiHidden="1" w:uiPriority="9" w:unhideWhenUsed="1" w:qFormat="1"/>
+    <w:lsdException w:name="heading 9" w:semiHidden="1" w:uiPriority="9" w:unhideWhenUsed="1" w:qFormat="1"/>
+    <w:lsdException w:name="index 1" w:semiHidden="1" w:unhideWhenUsed="1"/>
+    <w:lsdException w:name="index 2" w:semiHidden="1" w:unhideWhenUsed="1"/>
+    <w:lsdException w:name="index 3" w:semiHidden="1" w:unhideWhenUsed="1"/>
+    <w:lsdException w:name="index 4" w:semiHidden="1" w:unhideWhenUsed="1"/>
+    <w:lsdException w:name="index 5" w:semiHidden="1" w:unhideWhenUsed="1"/>
+    <w:lsdException w:name="index 6" w:semiHidden="1" w:unhideWhenUsed="1"/>
+    <w:lsdException w:name="index 7" w:semiHidden="1" w:unhideWhenUsed="1"/>
+    <w:lsdException w:name="index 8" w:semiHidden="1" w:unhideWhenUsed="1"/>
+    <w:lsdException w:name="index 9" w:semiHidden="1" w:unhideWhenUsed="1"/>
+    <w:lsdException w:name="toc 1" w:semiHidden="1" w:uiPriority="39" w:unhideWhenUsed="1"/>
+    <w:lsdException w:name="toc 2" w:semiHidden="1" w:uiPriority="39" w:unhideWhenUsed="1"/>
+    <w:lsdException w:name="toc 3" w:semiHidden="1" w:uiPriority="39" w:unhideWhenUsed="1"/>
+    <w:lsdException w:name="toc 4" w:semiHidden="1" w:uiPriority="39" w:unhideWhenUsed="1"/>
+    <w:lsdException w:name="toc 5" w:semiHidden="1" w:uiPriority="39" w:unhideWhenUsed="1"/>
+    <w:lsdException w:name="toc 6" w:semiHidden="1" w:uiPriority="39" w:unhideWhenUsed="1"/>
+    <w:lsdException w:name="toc 7" w:semiHidden="1" w:uiPriority="39" w:unhideWhenUsed="1"/>
+    <w:lsdException w:name="toc 8" w:semiHidden="1" w:uiPriority="39" w:unhideWhenUsed="1"/>
+    <w:lsdException w:name="toc 9" w:semiHidden="1" w:uiPriority="39" w:unhideWhenUsed="1"/>
+    <w:lsdException w:name="Normal Indent" w:semiHidden="1" w:unhideWhenUsed="1"/>
+    <w:lsdException w:name="footnote text" w:semiHidden="1" w:unhideWhenUsed="1"/>
+    <w:lsdException w:name="annotation text" w:semiHidden="1" w:unhideWhenUsed="1"/>
+    <w:lsdException w:name="header" w:semiHidden="1" w:unhideWhenUsed="1"/>
+    <w:lsdException w:name="footer" w:semiHidden="1" w:unhideWhenUsed="1"/>
+    <w:lsdException w:name="index heading" w:semiHidden="1" w:unhideWhenUsed="1"/>
+    <w:lsdException w:name="caption" w:semiHidden="1" w:uiPriority="35" w:unhideWhenUsed="1" w:qFormat="1"/>
+    <w:lsdException w:name="table of figures" w:semiHidden="1" w:unhideWhenUsed="1"/>
+    <w:lsdException w:name="envelope address" w:semiHidden="1" w:unhideWhenUsed="1"/>
+    <w:lsdException w:name="envelope return" w:semiHidden="1" w:unhideWhenUsed="1"/>
+    <w:lsdException w:name="footnote reference" w:semiHidden="1" w:unhideWhenUsed="1"/>
+    <w:lsdException w:name="annotation reference" w:semiHidden="1" w:unhideWhenUsed="1"/>
+    <w:lsdException w:name="line number" w:semiHidden="1" w:unhideWhenUsed="1"/>
+    <w:lsdException w:name="page number" w:semiHidden="1" w:unhideWhenUsed="1"/>
+    <w:lsdException w:name="endnote reference" w:semiHidden="1" w:unhideWhenUsed="1"/>
+    <w:lsdException w:name="endnote text" w:semiHidden="1" w:unhideWhenUsed="1"/>
+    <w:lsdException w:name="table of authorities" w:semiHidden="1" w:unhideWhenUsed="1"/>
+    <w:lsdException w:name="macro" w:semiHidden="1" w:unhideWhenUsed="1"/>
+    <w:lsdException w:name="toa heading" w:semiHidden="1" w:unhideWhenUsed="1"/>
+    <w:lsdException w:name="List" w:semiHidden="1" w:unhideWhenUsed="1"/>
+    <w:lsdException w:name="List Bullet" w:semiHidden="1" w:unhideWhenUsed="1"/>
+    <w:lsdException w:name="List Number" w:semiHidden="1" w:unhideWhenUsed="1"/>
+    <w:lsdException w:name="List 2" w:semiHidden="1" w:unhideWhenUsed="1"/>
+    <w:lsdException w:name="List 3" w:semiHidden="1" w:unhideWhenUsed="1"/>
+    <w:lsdException w:name="List 4" w:semiHidden="1" w:unhideWhenUsed="1"/>
+    <w:lsdException w:name="List 5" w:semiHidden="1" w:unhideWhenUsed="1"/>
+    <w:lsdException w:name="List Bullet 2" w:semiHidden="1" w:unhideWhenUsed="1"/>
+    <w:lsdException w:name="List Bullet 3" w:semiHidden="1" w:unhideWhenUsed="1"/>
+    <w:lsdException w:name="List Bullet 4" w:semiHidden="1" w:unhideWhenUsed="1"/>
+    <w:lsdException w:name="List Bullet 5" w:semiHidden="1" w:unhideWhenUsed="1"/>
+    <w:lsdException w:name="List Number 2" w:semiHidden="1" w:unhideWhenUsed="1"/>
+    <w:lsdException w:name="List Number 3" w:semiHidden="1" w:unhideWhenUsed="1"/>
+    <w:lsdException w:name="List Number 4" w:semiHidden="1" w:unhideWhenUsed="1"/>
+    <w:lsdException w:name="List Number 5" w:semiHidden="1" w:unhideWhenUsed="1"/>
+    <w:lsdException w:name="Title" w:uiPriority="10" w:qFormat="1"/>
+    <w:lsdException w:name="Closing" w:semiHidden="1" w:unhideWhenUsed="1"/>
+    <w:lsdException w:name="Signature" w:semiHidden="1" w:unhideWhenUsed="1"/>
+    <w:lsdException w:name="Default Paragraph Font" w:semiHidden="1" w:uiPriority="1" w:unhideWhenUsed="1"/>
+    <w:lsdException w:name="Body Text" w:semiHidden="1" w:unhideWhenUsed="1"/>
+    <w:lsdException w:name="Body Text Indent" w:semiHidden="1" w:unhideWhenUsed="1"/>
+    <w:lsdException w:name="List Continue" w:semiHidden="1" w:unhideWhenUsed="1"/>
+    <w:lsdException w:name="List Continue 2" w:semiHidden="1" w:unhideWhenUsed="1"/>
+    <w:lsdException w:name="List Continue 3" w:semiHidden="1" w:unhideWhenUsed="1"/>
+    <w:lsdException w:name="List Continue 4" w:semiHidden="1" w:unhideWhenUsed="1"/>
+    <w:lsdException w:name="List Continue 5" w:semiHidden="1" w:unhideWhenUsed="1"/>
+    <w:lsdException w:name="Message Header" w:semiHidden="1" w:unhideWhenUsed="1"/>
+    <w:lsdException w:name="Subtitle" w:uiPriority="11" w:qFormat="1"/>
+    <w:lsdException w:name="Salutation" w:semiHidden="1" w:unhideWhenUsed="1"/>
+    <w:lsdException w:name="Date" w:semiHidden="1" w:unhideWhenUsed="1"/>
+    <w:lsdException w:name="Body Text First Indent" w:semiHidden="1" w:unhideWhenUsed="1"/>
+    <w:lsdException w:name="Body Text First Indent 2" w:semiHidden="1" w:unhideWhenUsed="1"/>
+    <w:lsdException w:name="Note Heading" w:semiHidden="1" w:unhideWhenUsed="1"/>
+    <w:lsdException w:name="Body Text 2" w:semiHidden="1" w:unhideWhenUsed="1"/>
+    <w:lsdException w:name="Body Text 3" w:semiHidden="1" w:unhideWhenUsed="1"/>
+    <w:lsdException w:name="Body Text Indent 2" w:semiHidden="1" w:unhideWhenUsed="1"/>
+    <w:lsdException w:name="Body Text Indent 3" w:semiHidden="1" w:unhideWhenUsed="1"/>
+    <w:lsdException w:name="Block Text" w:semiHidden="1" w:unhideWhenUsed="1"/>
+    <w:lsdException w:name="Hyperlink" w:semiHidden="1" w:unhideWhenUsed="1"/>
+    <w:lsdException w:name="FollowedHyperlink" w:semiHidden="1" w:unhideWhenUsed="1"/>
+    <w:lsdException w:name="Strong" w:uiPriority="22" w:qFormat="1"/>
+    <w:lsdException w:name="Emphasis" w:uiPriority="20" w:qFormat="1"/>
+    <w:lsdException w:name="Document Map" w:semiHidden="1" w:unhideWhenUsed="1"/>
+    <w:lsdException w:name="Plain Text" w:semiHidden="1" w:unhideWhenUsed="1"/>
+    <w:lsdException w:name="E-mail Signature" w:semiHidden="1" w:unhideWhenUsed="1"/>
+    <w:lsdException w:name="HTML Top of Form" w:semiHidden="1" w:unhideWhenUsed="1"/>
+    <w:lsdException w:name="HTML Bottom of Form" w:semiHidden="1" w:unhideWhenUsed="1"/>
+    <w:lsdException w:name="Normal (Web)" w:semiHidden="1" w:unhideWhenUsed="1"/>
+    <w:lsdException w:name="HTML Acronym" w:semiHidden="1" w:unhideWhenUsed="1"/>
+    <w:lsdException w:name="HTML Address" w:semiHidden="1" w:unhideWhenUsed="1"/>
+    <w:lsdException w:name="HTML Cite" w:semiHidden="1" w:unhideWhenUsed="1"/>
+    <w:lsdException w:name="HTML Code" w:semiHidden="1" w:unhideWhenUsed="1"/>
+    <w:lsdException w:name="HTML Definition" w:semiHidden="1" w:unhideWhenUsed="1"/>
+    <w:lsdException w:name="HTML Keyboard" w:semiHidden="1" w:unhideWhenUsed="1"/>
+    <w:lsdException w:name="HTML Preformatted" w:semiHidden="1" w:unhideWhenUsed="1"/>
+    <w:lsdException w:name="HTML Sample" w:semiHidden="1" w:unhideWhenUsed="1"/>
+    <w:lsdException w:name="HTML Typewriter" w:semiHidden="1" w:unhideWhenUsed="1"/>
+    <w:lsdException w:name="HTML Variable" w:semiHidden="1" w:unhideWhenUsed="1"/>
+    <w:lsdException w:name="Normal Table" w:semiHidden="1" w:unhideWhenUsed="1"/>
+    <w:lsdException w:name="annotation subject" w:semiHidden="1" w:unhideWhenUsed="1"/>
+    <w:lsdException w:name="No List" w:semiHidden="1" w:unhideWhenUsed="1"/>
+    <w:lsdException w:name="Outline List 1" w:semiHidden="1" w:unhideWhenUsed="1"/>
+    <w:lsdException w:name="Outline List 2" w:semiHidden="1" w:unhideWhenUsed="1"/>
+    <w:lsdException w:name="Outline List 3" w:semiHidden="1" w:unhideWhenUsed="1"/>
+    <w:lsdException w:name="Table Simple 1" w:semiHidden="1" w:unhideWhenUsed="1"/>
+    <w:lsdException w:name="Table Simple 2" w:semiHidden="1" w:unhideWhenUsed="1"/>
+    <w:lsdException w:name="Table Simple 3" w:semiHidden="1" w:unhideWhenUsed="1"/>
+    <w:lsdException w:name="Table Classic 1" w:semiHidden="1" w:unhideWhenUsed="1"/>
+    <w:lsdException w:name="Table Classic 2" w:semiHidden="1" w:unhideWhenUsed="1"/>
+    <w:lsdException w:name="Table Classic 3" w:semiHidden="1" w:unhideWhenUsed="1"/>
+    <w:lsdException w:name="Table Classic 4" w:semiHidden="1" w:unhideWhenUsed="1"/>
+    <w:lsdException w:name="Table Colorful 1" w:semiHidden="1" w:unhideWhenUsed="1"/>
+    <w:lsdException w:name="Table Colorful 2" w:semiHidden="1" w:unhideWhenUsed="1"/>
+    <w:lsdException w:name="Table Colorful 3" w:semiHidden="1" w:unhideWhenUsed="1"/>
+    <w:lsdException w:name="Table Columns 1" w:semiHidden="1" w:unhideWhenUsed="1"/>
+    <w:lsdException w:name="Table Columns 2" w:semiHidden="1" w:unhideWhenUsed="1"/>
+    <w:lsdException w:name="Table Columns 3" w:semiHidden="1" w:unhideWhenUsed="1"/>
+    <w:lsdException w:name="Table Columns 4" w:semiHidden="1" w:unhideWhenUsed="1"/>
+    <w:lsdException w:name="Table Columns 5" w:semiHidden="1" w:unhideWhenUsed="1"/>
+    <w:lsdException w:name="Table Grid 1" w:semiHidden="1" w:unhideWhenUsed="1"/>
+    <w:lsdException w:name="Table Grid 2" w:semiHidden="1" w:unhideWhenUsed="1"/>
+    <w:lsdException w:name="Table Grid 3" w:semiHidden="1" w:unhideWhenUsed="1"/>
+    <w:lsdException w:name="Table Grid 4" w:semiHidden="1" w:unhideWhenUsed="1"/>
+    <w:lsdException w:name="Table Grid 5" w:semiHidden="1" w:unhideWhenUsed="1"/>
+    <w:lsdException w:name="Table Grid 6" w:semiHidden="1" w:unhideWhenUsed="1"/>
+    <w:lsdException w:name="Table Grid 7" w:semiHidden="1" w:unhideWhenUsed="1"/>
+    <w:lsdException w:name="Table Grid 8" w:semiHidden="1" w:unhideWhenUsed="1"/>
+    <w:lsdException w:name="Table List 1" w:semiHidden="1" w:unhideWhenUsed="1"/>
+    <w:lsdException w:name="Table List 2" w:semiHidden="1" w:unhideWhenUsed="1"/>
+    <w:lsdException w:name="Table List 3" w:semiHidden="1" w:unhideWhenUsed="1"/>
+    <w:lsdException w:name="Table List 4" w:semiHidden="1" w:unhideWhenUsed="1"/>
+    <w:lsdException w:name="Table List 5" w:semiHidden="1" w:unhideWhenUsed="1"/>
+    <w:lsdException w:name="Table List 6" w:semiHidden="1" w:unhideWhenUsed="1"/>
+    <w:lsdException w:name="Table List 7" w:semiHidden="1" w:unhideWhenUsed="1"/>
+    <w:lsdException w:name="Table List 8" w:semiHidden="1" w:unhideWhenUsed="1"/>
+    <w:lsdException w:name="Table 3D effects 1" w:semiHidden="1" w:unhideWhenUsed="1"/>
+    <w:lsdException w:name="Table 3D effects 2" w:semiHidden="1" w:unhideWhenUsed="1"/>
+    <w:lsdException w:name="Table 3D effects 3" w:semiHidden="1" w:unhideWhenUsed="1"/>
+    <w:lsdException w:name="Table Contemporary" w:semiHidden="1" w:unhideWhenUsed="1"/>
+    <w:lsdException w:name="Table Elegant" w:semiHidden="1" w:unhideWhenUsed="1"/>
+    <w:lsdException w:name="Table Professional" w:semiHidden="1" w:unhideWhenUsed="1"/>
+    <w:lsdException w:name="Table Subtle 1" w:semiHidden="1" w:unhideWhenUsed="1"/>
+    <w:lsdException w:name="Table Subtle 2" w:semiHidden="1" w:unhideWhenUsed="1"/>
+    <w:lsdException w:name="Table Web 1" w:semiHidden="1" w:unhideWhenUsed="1"/>
+    <w:lsdException w:name="Table Web 2" w:semiHidden="1" w:unhideWhenUsed="1"/>
+    <w:lsdException w:name="Table Web 3" w:semiHidden="1" w:unhideWhenUsed="1"/>
+    <w:lsdException w:name="Balloon Text" w:semiHidden="1" w:unhideWhenUsed="1"/>
+    <w:lsdException w:name="Table Grid" w:uiPriority="39"/>
+    <w:lsdException w:name="Table Theme" w:semiHidden="1" w:unhideWhenUsed="1"/>
+    <w:lsdException w:name="Placeholder Text" w:semiHidden="1"/>
+    <w:lsdException w:name="No Spacing" w:uiPriority="1" w:qFormat="1"/>
+    <w:lsdException w:name="Light Shading" w:uiPriority="60"/>
+    <w:lsdException w:name="Light List" w:uiPriority="61"/>
+    <w:lsdException w:name="Light Grid" w:uiPriority="62"/>
+    <w:lsdException w:name="Medium Shading 1" w:uiPriority="63"/>
+    <w:lsdException w:name="Medium Shading 2" w:uiPriority="64"/>
+    <w:lsdException w:name="Medium List 1" w:uiPriority="65"/>
+    <w:lsdException w:name="Medium List 2" w:uiPriority="66"/>
+    <w:lsdException w:name="Medium Grid 1" w:uiPriority="67"/>
+    <w:lsdException w:name="Medium Grid 2" w:uiPriority="68"/>
+    <w:lsdException w:name="Medium Grid 3" w:uiPriority="69"/>
+    <w:lsdException w:name="Dark List" w:uiPriority="70"/>
+    <w:lsdException w:name="Colorful Shading" w:uiPriority="71"/>
+    <w:lsdException w:name="Colorful List" w:uiPriority="72"/>
+    <w:lsdException w:name="Colorful Grid" w:uiPriority="73"/>
+    <w:lsdException w:name="Light Shading Accent 1" w:uiPriority="60"/>
+    <w:lsdException w:name="Light List Accent 1" w:uiPriority="61"/>
+    <w:lsdException w:name="Light Grid Accent 1" w:uiPriority="62"/>
+    <w:lsdException w:name="Medium Shading 1 Accent 1" w:uiPriority="63"/>
+    <w:lsdException w:name="Medium Shading 2 Accent 1" w:uiPriority="64"/>
+    <w:lsdException w:name="Medium List 1 Accent 1" w:uiPriority="65"/>
+    <w:lsdException w:name="Revision" w:semiHidden="1"/>
+    <w:lsdException w:name="List Paragraph" w:uiPriority="34" w:qFormat="1"/>
+    <w:lsdException w:name="Quote" w:uiPriority="29" w:qFormat="1"/>
+    <w:lsdException w:name="Intense Quote" w:uiPriority="30" w:qFormat="1"/>
+    <w:lsdException w:name="Medium List 2 Accent 1" w:uiPriority="66"/>
+    <w:lsdException w:name="Medium Grid 1 Accent 1" w:uiPriority="67"/>
+    <w:lsdException w:name="Medium Grid 2 Accent 1" w:uiPriority="68"/>
+    <w:lsdException w:name="Medium Grid 3 Accent 1" w:uiPriority="69"/>
+    <w:lsdException w:name="Dark List Accent 1" w:uiPriority="70"/>
+    <w:lsdException w:name="Colorful Shading Accent 1" w:uiPriority="71"/>
+    <w:lsdException w:name="Colorful List Accent 1" w:uiPriority="72"/>
+    <w:lsdException w:name="Colorful Grid Accent 1" w:uiPriority="73"/>
+    <w:lsdException w:name="Light Shading Accent 2" w:uiPriority="60"/>
+    <w:lsdException w:name="Light List Accent 2" w:uiPriority="61"/>
+    <w:lsdException w:name="Light Grid Accent 2" w:uiPriority="62"/>
+    <w:lsdException w:name="Medium Shading 1 Accent 2" w:uiPriority="63"/>
+    <w:lsdException w:name="Medium Shading 2 Accent 2" w:uiPriority="64"/>
+    <w:lsdException w:name="Medium List 1 Accent 2" w:uiPriority="65"/>
+    <w:lsdException w:name="Medium List 2 Accent 2" w:uiPriority="66"/>
+    <w:lsdException w:name="Medium Grid 1 Accent 2" w:uiPriority="67"/>
+    <w:lsdException w:name="Medium Grid 2 Accent 2" w:uiPriority="68"/>
+    <w:lsdException w:name="Medium Grid 3 Accent 2" w:uiPriority="69"/>
+    <w:lsdException w:name="Dark List Accent 2" w:uiPriority="70"/>
+    <w:lsdException w:name="Colorful Shading Accent 2" w:uiPriority="71"/>
+    <w:lsdException w:name="Colorful List Accent 2" w:uiPriority="72"/>
+    <w:lsdException w:name="Colorful Grid Accent 2" w:uiPriority="73"/>
+    <w:lsdException w:name="Light Shading Accent 3" w:uiPriority="60"/>
+    <w:lsdException w:name="Light List Accent 3" w:uiPriority="61"/>
+    <w:lsdException w:name="Light Grid Accent 3" w:uiPriority="62"/>
+    <w:lsdException w:name="Medium Shading 1 Accent 3" w:uiPriority="63"/>
+    <w:lsdException w:name="Medium Shading 2 Accent 3" w:uiPriority="64"/>
+    <w:lsdException w:name="Medium List 1 Accent 3" w:uiPriority="65"/>
+    <w:lsdException w:name="Medium List 2 Accent 3" w:uiPriority="66"/>
+    <w:lsdException w:name="Medium Grid 1 Accent 3" w:uiPriority="67"/>
+    <w:lsdException w:name="Medium Grid 2 Accent 3" w:uiPriority="68"/>
+    <w:lsdException w:name="Medium Grid 3 Accent 3" w:uiPriority="69"/>
+    <w:lsdException w:name="Dark List Accent 3" w:uiPriority="70"/>
+    <w:lsdException w:name="Colorful Shading Accent 3" w:uiPriority="71"/>
+    <w:lsdException w:name="Colorful List Accent 3" w:uiPriority="72"/>
+    <w:lsdException w:name="Colorful Grid Accent 3" w:uiPriority="73"/>
+    <w:lsdException w:name="Light Shading Accent 4" w:uiPriority="60"/>
+    <w:lsdException w:name="Light List Accent 4" w:uiPriority="61"/>
+    <w:lsdException w:name="Light Grid Accent 4" w:uiPriority="62"/>
+    <w:lsdException w:name="Medium Shading 1 Accent 4" w:uiPriority="63"/>
+    <w:lsdException w:name="Medium Shading 2 Accent 4" w:uiPriority="64"/>
+    <w:lsdException w:name="Medium List 1 Accent 4" w:uiPriority="65"/>
+    <w:lsdException w:name="Medium List 2 Accent 4" w:uiPriority="66"/>
+    <w:lsdException w:name="Medium Grid 1 Accent 4" w:uiPriority="67"/>
+    <w:lsdException w:name="Medium Grid 2 Accent 4" w:uiPriority="68"/>
+    <w:lsdException w:name="Medium Grid 3 Accent 4" w:uiPriority="69"/>
+    <w:lsdException w:name="Dark List Accent 4" w:uiPriority="70"/>
+    <w:lsdException w:name="Colorful Shading Accent 4" w:uiPriority="71"/>
+    <w:lsdException w:name="Colorful List Accent 4" w:uiPriority="72"/>
+    <w:lsdException w:name="Colorful Grid Accent 4" w:uiPriority="73"/>
+    <w:lsdException w:name="Light Shading Accent 5" w:uiPriority="60"/>
+    <w:lsdException w:name="Light List Accent 5" w:uiPriority="61"/>
+    <w:lsdException w:name="Light Grid Accent 5" w:uiPriority="62"/>
+    <w:lsdException w:name="Medium Shading 1 Accent 5" w:uiPriority="63"/>
+    <w:lsdException w:name="Medium Shading 2 Accent 5" w:uiPriority="64"/>
+    <w:lsdException w:name="Medium List 1 Accent 5" w:uiPriority="65"/>
+    <w:lsdException w:name="Medium List 2 Accent 5" w:uiPriority="66"/>
+    <w:lsdException w:name="Medium Grid 1 Accent 5" w:uiPriority="67"/>
+    <w:lsdException w:name="Medium Grid 2 Accent 5" w:uiPriority="68"/>
+    <w:lsdException w:name="Medium Grid 3 Accent 5" w:uiPriority="69"/>
+    <w:lsdException w:name="Dark List Accent 5" w:uiPriority="70"/>
+    <w:lsdException w:name="Colorful Shading Accent 5" w:uiPriority="71"/>
+    <w:lsdException w:name="Colorful List Accent 5" w:uiPriority="72"/>
+    <w:lsdException w:name="Colorful Grid Accent 5" w:uiPriority="73"/>
+    <w:lsdException w:name="Light Shading Accent 6" w:uiPriority="60"/>
+    <w:lsdException w:name="Light List Accent 6" w:uiPriority="61"/>
+    <w:lsdException w:name="Light Grid Accent 6" w:uiPriority="62"/>
+    <w:lsdException w:name="Medium Shading 1 Accent 6" w:uiPriority="63"/>
+    <w:lsdException w:name="Medium Shading 2 Accent 6" w:uiPriority="64"/>
+    <w:lsdException w:name="Medium List 1 Accent 6" w:uiPriority="65"/>
+    <w:lsdException w:name="Medium List 2 Accent 6" w:uiPriority="66"/>
+    <w:lsdException w:name="Medium Grid 1 Accent 6" w:uiPriority="67"/>
+    <w:lsdException w:name="Medium Grid 2 Accent 6" w:uiPriority="68"/>
+    <w:lsdException w:name="Medium Grid 3 Accent 6" w:uiPriority="69"/>
+    <w:lsdException w:name="Dark List Accent 6" w:uiPriority="70"/>
+    <w:lsdException w:name="Colorful Shading Accent 6" w:uiPriority="71"/>
+    <w:lsdException w:name="Colorful List Accent 6" w:uiPriority="72"/>
+    <w:lsdException w:name="Colorful Grid Accent 6" w:uiPriority="73"/>
+    <w:lsdException w:name="Subtle Emphasis" w:uiPriority="19" w:qFormat="1"/>
+    <w:lsdException w:name="Intense Emphasis" w:uiPriority="21" w:qFormat="1"/>
+    <w:lsdException w:name="Subtle Reference" w:uiPriority="31" w:qFormat="1"/>
+    <w:lsdException w:name="Intense Reference" w:uiPriority="32" w:qFormat="1"/>
+    <w:lsdException w:name="Book Title" w:uiPriority="33" w:qFormat="1"/>
+    <w:lsdException w:name="Bibliography" w:semiHidden="1" w:uiPriority="37" w:unhideWhenUsed="1"/>
+    <w:lsdException w:name="TOC Heading" w:semiHidden="1" w:uiPriority="39" w:unhideWhenUsed="1" w:qFormat="1"/>
+    <w:lsdException w:name="Plain Table 1" w:uiPriority="41"/>
+    <w:lsdException w:name="Plain Table 2" w:uiPriority="42"/>
+    <w:lsdException w:name="Plain Table 3" w:uiPriority="43"/>
+    <w:lsdException w:name="Plain Table 4" w:uiPriority="44"/>
+    <w:lsdException w:name="Plain Table 5" w:uiPriority="45"/>
+    <w:lsdException w:name="Grid Table Light" w:uiPriority="40"/>
+    <w:lsdException w:name="Grid Table 1 Light" w:uiPriority="46"/>
+    <w:lsdException w:name="Grid Table 2" w:uiPriority="47"/>
+    <w:lsdException w:name="Grid Table 3" w:uiPriority="48"/>
+    <w:lsdException w:name="Grid Table 4" w:uiPriority="49"/>
+    <w:lsdException w:name="Grid Table 5 Dark" w:uiPriority="50"/>
+    <w:lsdException w:name="Grid Table 6 Colorful" w:uiPriority="51"/>
+    <w:lsdException w:name="Grid Table 7 Colorful" w:uiPriority="52"/>
+    <w:lsdException w:name="Grid Table 1 Light Accent 1" w:uiPriority="46"/>
+    <w:lsdException w:name="Grid Table 2 Accent 1" w:uiPriority="47"/>
+    <w:lsdException w:name="Grid Table 3 Accent 1" w:uiPriority="48"/>
+    <w:lsdException w:name="Grid Table 4 Accent 1" w:uiPriority="49"/>
+    <w:lsdException w:name="Grid Table 5 Dark Accent 1" w:uiPriority="50"/>
+    <w:lsdException w:name="Grid Table 6 Colorful Accent 1" w:uiPriority="51"/>
+    <w:lsdException w:name="Grid Table 7 Colorful Accent 1" w:uiPriority="52"/>
+    <w:lsdException w:name="Grid Table 1 Light Accent 2" w:uiPriority="46"/>
+    <w:lsdException w:name="Grid Table 2 Accent 2" w:uiPriority="47"/>
+    <w:lsdException w:name="Grid Table 3 Accent 2" w:uiPriority="48"/>
+    <w:lsdException w:name="Grid Table 4 Accent 2" w:uiPriority="49"/>
+    <w:lsdException w:name="Grid Table 5 Dark Accent 2" w:uiPriority="50"/>
+    <w:lsdException w:name="Grid Table 6 Colorful Accent 2" w:uiPriority="51"/>
+    <w:lsdException w:name="Grid Table 7 Colorful Accent 2" w:uiPriority="52"/>
+    <w:lsdException w:name="Grid Table 1 Light Accent 3" w:uiPriority="46"/>
+    <w:lsdException w:name="Grid Table 2 Accent 3" w:uiPriority="47"/>
+    <w:lsdException w:name="Grid Table 3 Accent 3" w:uiPriority="48"/>
+    <w:lsdException w:name="Grid Table 4 Accent 3" w:uiPriority="49"/>
+    <w:lsdException w:name="Grid Table 5 Dark Accent 3" w:uiPriority="50"/>
+    <w:lsdException w:name="Grid Table 6 Colorful Accent 3" w:uiPriority="51"/>
+    <w:lsdException w:name="Grid Table 7 Colorful Accent 3" w:uiPriority="52"/>
+    <w:lsdException w:name="Grid Table 1 Light Accent 4" w:uiPriority="46"/>
+    <w:lsdException w:name="Grid Table 2 Accent 4" w:uiPriority="47"/>
+    <w:lsdException w:name="Grid Table 3 Accent 4" w:uiPriority="48"/>
+    <w:lsdException w:name="Grid Table 4 Accent 4" w:uiPriority="49"/>
+    <w:lsdException w:name="Grid Table 5 Dark Accent 4" w:uiPriority="50"/>
+    <w:lsdException w:name="Grid Table 6 Colorful Accent 4" w:uiPriority="51"/>
+    <w:lsdException w:name="Grid Table 7 Colorful Accent 4" w:uiPriority="52"/>
+    <w:lsdException w:name="Grid Table 1 Light Accent 5" w:uiPriority="46"/>
+    <w:lsdException w:name="Grid Table 2 Accent 5" w:uiPriority="47"/>
+    <w:lsdException w:name="Grid Table 3 Accent 5" w:uiPriority="48"/>
+    <w:lsdException w:name="Grid Table 4 Accent 5" w:uiPriority="49"/>
+    <w:lsdException w:name="Grid Table 5 Dark Accent 5" w:uiPriority="50"/>
+    <w:lsdException w:name="Grid Table 6 Colorful Accent 5" w:uiPriority="51"/>
+    <w:lsdException w:name="Grid Table 7 Colorful Accent 5" w:uiPriority="52"/>
+    <w:lsdException w:name="Grid Table 1 Light Accent 6" w:uiPriority="46"/>
+    <w:lsdException w:name="Grid Table 2 Accent 6" w:uiPriority="47"/>
+    <w:lsdException w:name="Grid Table 3 Accent 6" w:uiPriority="48"/>
+    <w:lsdException w:name="Grid Table 4 Accent 6" w:uiPriority="49"/>
+    <w:lsdException w:name="Grid Table 5 Dark Accent 6" w:uiPriority="50"/>
+    <w:lsdException w:name="Grid Table 6 Colorful Accent 6" w:uiPriority="51"/>
+    <w:lsdException w:name="Grid Table 7 Colorful Accent 6" w:uiPriority="52"/>
+    <w:lsdException w:name="List Table 1 Light" w:uiPriority="46"/>
+    <w:lsdException w:name="List Table 2" w:uiPriority="47"/>
+    <w:lsdException w:name="List Table 3" w:uiPriority="48"/>
+    <w:lsdException w:name="List Table 4" w:uiPriority="49"/>
+    <w:lsdException w:name="List Table 5 Dark" w:uiPriority="50"/>
+    <w:lsdException w:name="List Table 6 Colorful" w:uiPriority="51"/>
+    <w:lsdException w:name="List Table 7 Colorful" w:uiPriority="52"/>
+    <w:lsdException w:name="List Table 1 Light Accent 1" w:uiPriority="46"/>
+    <w:lsdException w:name="List Table 2 Accent 1" w:uiPriority="47"/>
+    <w:lsdException w:name="List Table 3 Accent 1" w:uiPriority="48"/>
+    <w:lsdException w:name="List Table 4 Accent 1" w:uiPriority="49"/>
+    <w:lsdException w:name="List Table 5 Dark Accent 1" w:uiPriority="50"/>
+    <w:lsdException w:name="List Table 6 Colorful Accent 1" w:uiPriority="51"/>
+    <w:lsdException w:name="List Table 7 Colorful Accent 1" w:uiPriority="52"/>
+    <w:lsdException w:name="List Table 1 Light Accent 2" w:uiPriority="46"/>
+    <w:lsdException w:name="List Table 2 Accent 2" w:uiPriority="47"/>
+    <w:lsdException w:name="List Table 3 Accent 2" w:uiPriority="48"/>
+    <w:lsdException w:name="List Table 4 Accent 2" w:uiPriority="49"/>
+    <w:lsdException w:name="List Table 5 Dark Accent 2" w:uiPriority="50"/>
+    <w:lsdException w:name="List Table 6 Colorful Accent 2" w:uiPriority="51"/>
+    <w:lsdException w:name="List Table 7 Colorful Accent 2" w:uiPriority="52"/>
+    <w:lsdException w:name="List Table 1 Light Accent 3" w:uiPriority="46"/>
+    <w:lsdException w:name="List Table 2 Accent 3" w:uiPriority="47"/>
+    <w:lsdException w:name="List Table 3 Accent 3" w:uiPriority="48"/>
+    <w:lsdException w:name="List Table 4 Accent 3" w:uiPriority="49"/>
+    <w:lsdException w:name="List Table 5 Dark Accent 3" w:uiPriority="50"/>
+    <w:lsdException w:name="List Table 6 Colorful Accent 3" w:uiPriority="51"/>
+    <w:lsdException w:name="List Table 7 Colorful Accent 3" w:uiPriority="52"/>
+    <w:lsdException w:name="List Table 1 Light Accent 4" w:uiPriority="46"/>
+    <w:lsdException w:name="List Table 2 Accent 4" w:uiPriority="47"/>
+    <w:lsdException w:name="List Table 3 Accent 4" w:uiPriority="48"/>
+    <w:lsdException w:name="List Table 4 Accent 4" w:uiPriority="49"/>
+    <w:lsdException w:name="List Table 5 Dark Accent 4" w:uiPriority="50"/>
+    <w:lsdException w:name="List Table 6 Colorful Accent 4" w:uiPriority="51"/>
+    <w:lsdException w:name="List Table 7 Colorful Accent 4" w:uiPriority="52"/>
+    <w:lsdException w:name="List Table 1 Light Accent 5" w:uiPriority="46"/>
+    <w:lsdException w:name="List Table 2 Accent 5" w:uiPriority="47"/>
+    <w:lsdException w:name="List Table 3 Accent 5" w:uiPriority="48"/>
+    <w:lsdException w:name="List Table 4 Accent 5" w:uiPriority="49"/>
+    <w:lsdException w:name="List Table 5 Dark Accent 5" w:uiPriority="50"/>
+    <w:lsdException w:name="List Table 6 Colorful Accent 5" w:uiPriority="51"/>
+    <w:lsdException w:name="List Table 7 Colorful Accent 5" w:uiPriority="52"/>
+    <w:lsdException w:name="List Table 1 Light Accent 6" w:uiPriority="46"/>
+    <w:lsdException w:name="List Table 2 Accent 6" w:uiPriority="47"/>
+    <w:lsdException w:name="List Table 3 Accent 6" w:uiPriority="48"/>
+    <w:lsdException w:name="List Table 4 Accent 6" w:uiPriority="49"/>
+    <w:lsdException w:name="List Table 5 Dark Accent 6" w:uiPriority="50"/>
+    <w:lsdException w:name="List Table 6 Colorful Accent 6" w:uiPriority="51"/>
+    <w:lsdException w:name="List Table 7 Colorful Accent 6" w:uiPriority="52"/>
+    <w:lsdException w:name="Mention" w:semiHidden="1" w:unhideWhenUsed="1"/>
+    <w:lsdException w:name="Smart Hyperlink" w:semiHidden="1" w:unhideWhenUsed="1"/>
+    <w:lsdException w:name="Hashtag" w:semiHidden="1" w:unhideWhenUsed="1"/>
+    <w:lsdException w:name="Unresolved Mention" w:semiHidden="1" w:unhideWhenUsed="1"/>
+    <w:lsdException w:name="Smart Link" w:semiHidden="1" w:unhideWhenUsed="1"/>
+  </w:latentStyles>
+  <w:style w:type="paragraph" w:default="1" w:styleId="Normal">
+    <w:name w:val="Normal"/>
+    <w:qFormat/>
   </w:style>
   <w:style w:type="paragraph" w:styleId="Heading1">
-    <w:name w:val="Heading 1"/>
-    <w:basedOn w:val="Normal"/>
-    <w:next w:val="Normal"/>
+    <w:name w:val="heading 1"/>
+    <w:uiPriority w:val="9"/>
     <w:qFormat/>
     <w:pPr>
       <w:keepNext/>
-      <w:spacing w:after="240" w:before="480"/>
+      <w:spacing w:before="480" w:after="240"/>
       <w:outlineLvl w:val="0"/>
     </w:pPr>
     <w:rPr>
@@ -1434,13 +1801,13 @@
     </w:rPr>
   </w:style>
   <w:style w:type="paragraph" w:styleId="Heading2">
-    <w:name w:val="Heading 2"/>
-    <w:basedOn w:val="Normal"/>
-    <w:next w:val="Normal"/>
+    <w:name w:val="heading 2"/>
+    <w:uiPriority w:val="9"/>
+    <w:unhideWhenUsed/>
     <w:qFormat/>
     <w:pPr>
       <w:keepNext/>
-      <w:spacing w:after="200" w:before="400"/>
+      <w:spacing w:before="400" w:after="200"/>
       <w:outlineLvl w:val="1"/>
     </w:pPr>
     <w:rPr>
@@ -1452,13 +1819,13 @@
     </w:rPr>
   </w:style>
   <w:style w:type="paragraph" w:styleId="Heading3">
-    <w:name w:val="Heading 3"/>
-    <w:basedOn w:val="Normal"/>
-    <w:next w:val="Normal"/>
+    <w:name w:val="heading 3"/>
+    <w:uiPriority w:val="9"/>
+    <w:unhideWhenUsed/>
     <w:qFormat/>
     <w:pPr>
       <w:keepNext/>
-      <w:spacing w:after="160" w:before="320"/>
+      <w:spacing w:before="320" w:after="160"/>
       <w:outlineLvl w:val="2"/>
     </w:pPr>
     <w:rPr>
@@ -1470,13 +1837,14 @@
     </w:rPr>
   </w:style>
   <w:style w:type="paragraph" w:styleId="Heading4">
-    <w:name w:val="Heading 4"/>
-    <w:basedOn w:val="Normal"/>
-    <w:next w:val="Normal"/>
+    <w:name w:val="heading 4"/>
+    <w:uiPriority w:val="9"/>
+    <w:semiHidden/>
+    <w:unhideWhenUsed/>
     <w:qFormat/>
     <w:pPr>
       <w:keepNext/>
-      <w:spacing w:after="140" w:before="280"/>
+      <w:spacing w:before="280" w:after="140"/>
       <w:outlineLvl w:val="3"/>
     </w:pPr>
     <w:rPr>
@@ -1488,13 +1856,14 @@
     </w:rPr>
   </w:style>
   <w:style w:type="paragraph" w:styleId="Heading5">
-    <w:name w:val="Heading 5"/>
-    <w:basedOn w:val="Normal"/>
-    <w:next w:val="Normal"/>
+    <w:name w:val="heading 5"/>
+    <w:uiPriority w:val="9"/>
+    <w:semiHidden/>
+    <w:unhideWhenUsed/>
     <w:qFormat/>
     <w:pPr>
       <w:keepNext/>
-      <w:spacing w:after="120" w:before="240"/>
+      <w:spacing w:before="240" w:after="120"/>
       <w:outlineLvl w:val="4"/>
     </w:pPr>
     <w:rPr>
@@ -1503,83 +1872,104 @@
       <w:i/>
       <w:iCs/>
       <w:color w:val="44546A"/>
-      <w:sz w:val="24"/>
-      <w:szCs w:val="24"/>
     </w:rPr>
   </w:style>
   <w:style w:type="paragraph" w:styleId="Heading6">
-    <w:name w:val="Heading 6"/>
-    <w:basedOn w:val="Normal"/>
-    <w:next w:val="Normal"/>
+    <w:name w:val="heading 6"/>
+    <w:uiPriority w:val="9"/>
+    <w:semiHidden/>
+    <w:unhideWhenUsed/>
     <w:qFormat/>
     <w:pPr>
       <w:keepNext/>
-      <w:spacing w:after="120" w:before="240"/>
+      <w:spacing w:before="240" w:after="120"/>
       <w:outlineLvl w:val="5"/>
     </w:pPr>
     <w:rPr>
-      <w:b w:val="false"/>
-      <w:bCs w:val="false"/>
       <w:i/>
       <w:iCs/>
       <w:color w:val="44546A"/>
-      <w:sz w:val="24"/>
-      <w:szCs w:val="24"/>
-    </w:rPr>
-  </w:style>
-  <w:style w:type="paragraph" w:styleId="Strong">
-    <w:name w:val="Strong"/>
-    <w:basedOn w:val="Normal"/>
-    <w:next w:val="Normal"/>
-    <w:qFormat/>
-    <w:rPr>
-      <w:b/>
-      <w:bCs/>
-    </w:rPr>
-  </w:style>
-  <w:style w:type="paragraph" w:styleId="ListParagraph">
-    <w:name w:val="List Paragraph"/>
-    <w:basedOn w:val="Normal"/>
-    <w:qFormat/>
-  </w:style>
-  <w:style w:type="character" w:styleId="Hyperlink">
-    <w:name w:val="Hyperlink"/>
-    <w:basedOn w:val="DefaultParagraphFont"/>
-    <w:uiPriority w:val="99"/>
+    </w:rPr>
+  </w:style>
+  <w:style w:type="character" w:default="1" w:styleId="DefaultParagraphFont">
+    <w:name w:val="Default Paragraph Font"/>
+    <w:uiPriority w:val="1"/>
+    <w:semiHidden/>
     <w:unhideWhenUsed/>
-    <w:rPr>
-      <w:color w:val="0563C1"/>
-      <w:u w:val="single"/>
-    </w:rPr>
-  </w:style>
-  <w:style w:type="character" w:styleId="FootnoteReference">
-    <w:name w:val="footnote reference"/>
-    <w:basedOn w:val="DefaultParagraphFont"/>
+  </w:style>
+  <w:style w:type="table" w:default="1" w:styleId="TableNormal">
+    <w:name w:val="Normal Table"/>
     <w:uiPriority w:val="99"/>
     <w:semiHidden/>
     <w:unhideWhenUsed/>
+    <w:tblPr>
+      <w:tblInd w:w="0" w:type="dxa"/>
+      <w:tblCellMar>
+        <w:top w:w="0" w:type="dxa"/>
+        <w:left w:w="108" w:type="dxa"/>
+        <w:bottom w:w="0" w:type="dxa"/>
+        <w:right w:w="108" w:type="dxa"/>
+      </w:tblCellMar>
+    </w:tblPr>
+  </w:style>
+  <w:style w:type="numbering" w:default="1" w:styleId="NoList">
+    <w:name w:val="No List"/>
+    <w:uiPriority w:val="99"/>
+    <w:semiHidden/>
+    <w:unhideWhenUsed/>
+  </w:style>
+  <w:style w:type="paragraph" w:styleId="Title">
+    <w:name w:val="Title"/>
+    <w:uiPriority w:val="10"/>
+    <w:qFormat/>
+    <w:rPr>
+      <w:sz w:val="56"/>
+      <w:szCs w:val="56"/>
+    </w:rPr>
+  </w:style>
+  <w:style w:type="paragraph" w:customStyle="1" w:styleId="Strong1">
+    <w:name w:val="Strong1"/>
+    <w:qFormat/>
+    <w:rPr>
+      <w:b/>
+      <w:bCs/>
+    </w:rPr>
+  </w:style>
+  <w:style w:type="paragraph" w:styleId="ListParagraph">
+    <w:name w:val="List Paragraph"/>
+    <w:qFormat/>
+  </w:style>
+  <w:style w:type="character" w:styleId="Hyperlink">
+    <w:name w:val="Hyperlink"/>
+    <w:uiPriority w:val="99"/>
+    <w:unhideWhenUsed/>
+    <w:rPr>
+      <w:color w:val="0563C1"/>
+      <w:u w:val="single"/>
+    </w:rPr>
+  </w:style>
+  <w:style w:type="character" w:styleId="FootnoteReference">
+    <w:name w:val="footnote reference"/>
+    <w:uiPriority w:val="99"/>
+    <w:semiHidden/>
+    <w:unhideWhenUsed/>
     <w:rPr>
       <w:vertAlign w:val="superscript"/>
     </w:rPr>
   </w:style>
   <w:style w:type="paragraph" w:styleId="FootnoteText">
     <w:name w:val="footnote text"/>
-    <w:basedOn w:val="Normal"/>
     <w:link w:val="FootnoteTextChar"/>
     <w:uiPriority w:val="99"/>
     <w:semiHidden/>
     <w:unhideWhenUsed/>
-    <w:pPr>
-      <w:spacing w:after="0" w:line="240" w:lineRule="auto"/>
-    </w:pPr>
     <w:rPr>
       <w:sz w:val="20"/>
       <w:szCs w:val="20"/>
     </w:rPr>
   </w:style>
-  <w:style w:type="character" w:styleId="FootnoteTextChar">
+  <w:style w:type="character" w:customStyle="1" w:styleId="FootnoteTextChar">
     <w:name w:val="Footnote Text Char"/>
-    <w:basedOn w:val="DefaultParagraphFont"/>
     <w:link w:val="FootnoteText"/>
     <w:uiPriority w:val="99"/>
     <w:semiHidden/>
@@ -1591,7 +1981,6 @@
   </w:style>
   <w:style w:type="character" w:styleId="EndnoteReference">
     <w:name w:val="endnote reference"/>
-    <w:basedOn w:val="DefaultParagraphFont"/>
     <w:uiPriority w:val="99"/>
     <w:semiHidden/>
     <w:unhideWhenUsed/>
@@ -1601,22 +1990,17 @@
   </w:style>
   <w:style w:type="paragraph" w:styleId="EndnoteText">
     <w:name w:val="endnote text"/>
-    <w:basedOn w:val="Normal"/>
     <w:link w:val="EndnoteTextChar"/>
     <w:uiPriority w:val="99"/>
     <w:semiHidden/>
     <w:unhideWhenUsed/>
-    <w:pPr>
-      <w:spacing w:after="0" w:line="240" w:lineRule="auto"/>
-    </w:pPr>
     <w:rPr>
       <w:sz w:val="20"/>
       <w:szCs w:val="20"/>
     </w:rPr>
   </w:style>
-  <w:style w:type="character" w:styleId="EndnoteTextChar">
+  <w:style w:type="character" w:customStyle="1" w:styleId="EndnoteTextChar">
     <w:name w:val="Endnote Text Char"/>
-    <w:basedOn w:val="DefaultParagraphFont"/>
     <w:link w:val="EndnoteText"/>
     <w:uiPriority w:val="99"/>
     <w:semiHidden/>
@@ -1626,64 +2010,53 @@
       <w:szCs w:val="20"/>
     </w:rPr>
   </w:style>
-  <w:style w:type="paragraph" w:styleId="MdSpace">
+  <w:style w:type="paragraph" w:customStyle="1" w:styleId="MdSpace">
     <w:name w:val="MdSpace"/>
-    <w:basedOn w:val="Normal"/>
-    <w:next w:val="Normal"/>
-    <w:qFormat/>
-    <w:pPr>
-      <w:spacing w:after="0" w:before="0"/>
-    </w:pPr>
+    <w:qFormat/>
     <w:rPr>
       <w:sz w:val="12"/>
       <w:szCs w:val="12"/>
     </w:rPr>
   </w:style>
-  <w:style w:type="paragraph" w:styleId="MdCode">
+  <w:style w:type="paragraph" w:customStyle="1" w:styleId="MdCode">
     <w:name w:val="MdCode"/>
-    <w:basedOn w:val="Normal"/>
-    <w:next w:val="Normal"/>
     <w:qFormat/>
     <w:pPr>
       <w:pBdr>
-        <w:top w:val="single" w:color="A5A5A5" w:sz="1" w:space="8"/>
-        <w:bottom w:val="single" w:color="A5A5A5" w:sz="1" w:space="8"/>
-        <w:left w:val="single" w:color="A5A5A5" w:sz="1" w:space="8"/>
-        <w:right w:val="single" w:color="A5A5A5" w:sz="1" w:space="8"/>
+        <w:top w:val="single" w:sz="1" w:space="8" w:color="A5A5A5"/>
+        <w:left w:val="single" w:sz="1" w:space="8" w:color="A5A5A5"/>
+        <w:bottom w:val="single" w:sz="1" w:space="8" w:color="A5A5A5"/>
+        <w:right w:val="single" w:sz="1" w:space="8" w:color="A5A5A5"/>
       </w:pBdr>
-      <w:shd w:fill="f6f6f7"/>
-      <w:spacing w:after="200" w:before="200"/>
+      <w:shd w:val="clear" w:color="auto" w:fill="F6F6F7"/>
+      <w:spacing w:before="200" w:after="200"/>
     </w:pPr>
     <w:rPr>
-      <w:rFonts w:ascii="Courier New" w:cs="Courier New" w:eastAsia="Courier New" w:hAnsi="Courier New"/>
+      <w:rFonts w:ascii="Courier New" w:eastAsia="Courier New" w:hAnsi="Courier New" w:cs="Courier New"/>
       <w:color w:val="032F62"/>
       <w:sz w:val="22"/>
       <w:szCs w:val="22"/>
     </w:rPr>
   </w:style>
-  <w:style w:type="paragraph" w:styleId="MdHr">
+  <w:style w:type="paragraph" w:customStyle="1" w:styleId="MdHr">
     <w:name w:val="MdHr"/>
-    <w:basedOn w:val="Normal"/>
-    <w:next w:val="Normal"/>
     <w:qFormat/>
     <w:pPr>
       <w:pBdr>
-        <w:bottom w:val="single" w:color="D9D9D9" w:sz="1" w:space="1"/>
+        <w:bottom w:val="single" w:sz="1" w:space="1" w:color="D9D9D9"/>
       </w:pBdr>
-      <w:spacing w:after="240" w:before="240"/>
+      <w:spacing w:before="240" w:after="240"/>
     </w:pPr>
   </w:style>
-  <w:style w:type="paragraph" w:styleId="MdBlockquote">
+  <w:style w:type="paragraph" w:customStyle="1" w:styleId="MdBlockquote">
     <w:name w:val="MdBlockquote"/>
-    <w:basedOn w:val="Normal"/>
-    <w:next w:val="Normal"/>
     <w:qFormat/>
     <w:pPr>
       <w:pBdr>
-        <w:left w:val="single" w:color="666666" w:sz="20" w:space="12"/>
+        <w:left w:val="single" w:sz="20" w:space="12" w:color="666666"/>
       </w:pBdr>
-      <w:shd w:fill="F9F9F9"/>
-      <w:spacing w:after="200" w:before="200"/>
+      <w:shd w:val="clear" w:color="auto" w:fill="F9F9F9"/>
+      <w:spacing w:before="200" w:after="200"/>
       <w:ind w:left="360"/>
     </w:pPr>
     <w:rPr>
@@ -1692,92 +2065,72 @@
       <w:color w:val="666666"/>
     </w:rPr>
   </w:style>
-  <w:style w:type="paragraph" w:styleId="MdHtml">
+  <w:style w:type="paragraph" w:customStyle="1" w:styleId="MdHtml">
     <w:name w:val="MdHtml"/>
-    <w:basedOn w:val="Normal"/>
-    <w:next w:val="Normal"/>
-    <w:qFormat/>
-    <w:rPr>
-      <w:rFonts w:ascii="Courier New" w:cs="Courier New" w:eastAsia="Courier New" w:hAnsi="Courier New"/>
+    <w:qFormat/>
+    <w:rPr>
+      <w:rFonts w:ascii="Courier New" w:eastAsia="Courier New" w:hAnsi="Courier New" w:cs="Courier New"/>
       <w:color w:val="4472C4"/>
     </w:rPr>
   </w:style>
-  <w:style w:type="paragraph" w:styleId="MdDef">
+  <w:style w:type="paragraph" w:customStyle="1" w:styleId="MdDef">
     <w:name w:val="MdDef"/>
-    <w:basedOn w:val="Normal"/>
-    <w:next w:val="Normal"/>
     <w:qFormat/>
     <w:pPr>
       <w:ind w:left="720" w:hanging="360"/>
     </w:pPr>
   </w:style>
-  <w:style w:type="paragraph" w:styleId="MdParagraph">
+  <w:style w:type="paragraph" w:customStyle="1" w:styleId="MdParagraph">
     <w:name w:val="MdParagraph"/>
-    <w:basedOn w:val="Normal"/>
-    <w:next w:val="Normal"/>
     <w:qFormat/>
     <w:pPr>
-      <w:spacing w:after="120" w:before="120"/>
+      <w:spacing w:before="120" w:after="120"/>
     </w:pPr>
   </w:style>
-  <w:style w:type="paragraph" w:styleId="MdText">
+  <w:style w:type="paragraph" w:customStyle="1" w:styleId="MdText">
     <w:name w:val="MdText"/>
-    <w:basedOn w:val="Normal"/>
-    <w:next w:val="Normal"/>
-    <w:qFormat/>
-  </w:style>
-  <w:style w:type="paragraph" w:styleId="MdFootnote">
+    <w:qFormat/>
+  </w:style>
+  <w:style w:type="paragraph" w:customStyle="1" w:styleId="MdFootnote">
     <w:name w:val="MdFootnote"/>
-    <w:basedOn w:val="Normal"/>
-    <w:next w:val="Normal"/>
     <w:qFormat/>
     <w:rPr>
       <w:vertAlign w:val="superscript"/>
     </w:rPr>
   </w:style>
-  <w:style w:type="paragraph" w:styleId="MdListItem">
+  <w:style w:type="paragraph" w:customStyle="1" w:styleId="MdListItem">
     <w:name w:val="MdListItem"/>
-    <w:basedOn w:val="Normal"/>
-    <w:next w:val="Normal"/>
     <w:qFormat/>
     <w:pPr>
-      <w:spacing w:after="60" w:before="60"/>
+      <w:spacing w:before="60" w:after="60"/>
       <w:ind w:left="720" w:hanging="360"/>
     </w:pPr>
   </w:style>
-  <w:style w:type="paragraph" w:styleId="MdTable">
+  <w:style w:type="paragraph" w:customStyle="1" w:styleId="MdTable">
     <w:name w:val="MdTable"/>
-    <w:basedOn w:val="Normal"/>
-    <w:next w:val="Normal"/>
     <w:qFormat/>
     <w:pPr>
-      <w:spacing w:after="60" w:before="60"/>
+      <w:spacing w:before="60" w:after="60"/>
     </w:pPr>
   </w:style>
-  <w:style w:type="paragraph" w:styleId="MdTableHeader">
+  <w:style w:type="paragraph" w:customStyle="1" w:styleId="MdTableHeader">
     <w:name w:val="MdTableHeader"/>
-    <w:basedOn w:val="Normal"/>
-    <w:next w:val="Normal"/>
     <w:qFormat/>
     <w:rPr>
       <w:b/>
       <w:bCs/>
     </w:rPr>
   </w:style>
-  <w:style w:type="paragraph" w:styleId="MdTableCell">
+  <w:style w:type="paragraph" w:customStyle="1" w:styleId="MdTableCell">
     <w:name w:val="MdTableCell"/>
-    <w:basedOn w:val="Normal"/>
-    <w:next w:val="Normal"/>
-    <w:qFormat/>
-  </w:style>
-  <w:style w:type="paragraph" w:styleId="MdHeading1">
+    <w:qFormat/>
+  </w:style>
+  <w:style w:type="paragraph" w:customStyle="1" w:styleId="MdHeading1">
     <w:name w:val="MdHeading1"/>
-    <w:basedOn w:val="Normal"/>
-    <w:next w:val="Normal"/>
     <w:qFormat/>
     <w:pPr>
       <w:keepNext/>
-      <w:spacing w:after="240" w:before="480"/>
+      <w:spacing w:before="480" w:after="240"/>
       <w:outlineLvl w:val="0"/>
     </w:pPr>
     <w:rPr>
@@ -1788,14 +2141,12 @@
       <w:szCs w:val="36"/>
     </w:rPr>
   </w:style>
-  <w:style w:type="paragraph" w:styleId="MdHeading2">
+  <w:style w:type="paragraph" w:customStyle="1" w:styleId="MdHeading2">
     <w:name w:val="MdHeading2"/>
-    <w:basedOn w:val="Normal"/>
-    <w:next w:val="Normal"/>
     <w:qFormat/>
     <w:pPr>
       <w:keepNext/>
-      <w:spacing w:after="200" w:before="400"/>
+      <w:spacing w:before="400" w:after="200"/>
       <w:outlineLvl w:val="1"/>
     </w:pPr>
     <w:rPr>
@@ -1806,14 +2157,12 @@
       <w:szCs w:val="32"/>
     </w:rPr>
   </w:style>
-  <w:style w:type="paragraph" w:styleId="MdHeading3">
+  <w:style w:type="paragraph" w:customStyle="1" w:styleId="MdHeading3">
     <w:name w:val="MdHeading3"/>
-    <w:basedOn w:val="Normal"/>
-    <w:next w:val="Normal"/>
     <w:qFormat/>
     <w:pPr>
       <w:keepNext/>
-      <w:spacing w:after="160" w:before="320"/>
+      <w:spacing w:before="320" w:after="160"/>
       <w:outlineLvl w:val="2"/>
     </w:pPr>
     <w:rPr>
@@ -1824,14 +2173,12 @@
       <w:szCs w:val="28"/>
     </w:rPr>
   </w:style>
-  <w:style w:type="paragraph" w:styleId="MdHeading4">
+  <w:style w:type="paragraph" w:customStyle="1" w:styleId="MdHeading4">
     <w:name w:val="MdHeading4"/>
-    <w:basedOn w:val="Normal"/>
-    <w:next w:val="Normal"/>
     <w:qFormat/>
     <w:pPr>
       <w:keepNext/>
-      <w:spacing w:after="140" w:before="280"/>
+      <w:spacing w:before="280" w:after="140"/>
       <w:outlineLvl w:val="3"/>
     </w:pPr>
     <w:rPr>
@@ -1842,14 +2189,12 @@
       <w:szCs w:val="26"/>
     </w:rPr>
   </w:style>
-  <w:style w:type="paragraph" w:styleId="MdHeading5">
+  <w:style w:type="paragraph" w:customStyle="1" w:styleId="MdHeading5">
     <w:name w:val="MdHeading5"/>
-    <w:basedOn w:val="Normal"/>
-    <w:next w:val="Normal"/>
     <w:qFormat/>
     <w:pPr>
       <w:keepNext/>
-      <w:spacing w:after="120" w:before="240"/>
+      <w:spacing w:before="240" w:after="120"/>
       <w:outlineLvl w:val="4"/>
     </w:pPr>
     <w:rPr>
@@ -1858,46 +2203,34 @@
       <w:i/>
       <w:iCs/>
       <w:color w:val="44546A"/>
-      <w:sz w:val="24"/>
-      <w:szCs w:val="24"/>
-    </w:rPr>
-  </w:style>
-  <w:style w:type="paragraph" w:styleId="MdHeading6">
+    </w:rPr>
+  </w:style>
+  <w:style w:type="paragraph" w:customStyle="1" w:styleId="MdHeading6">
     <w:name w:val="MdHeading6"/>
-    <w:basedOn w:val="Normal"/>
-    <w:next w:val="Normal"/>
     <w:qFormat/>
     <w:pPr>
       <w:keepNext/>
-      <w:spacing w:after="120" w:before="240"/>
+      <w:spacing w:before="240" w:after="120"/>
       <w:outlineLvl w:val="5"/>
     </w:pPr>
     <w:rPr>
-      <w:b w:val="false"/>
-      <w:bCs w:val="false"/>
       <w:i/>
       <w:iCs/>
       <w:color w:val="44546A"/>
-      <w:sz w:val="24"/>
-      <w:szCs w:val="24"/>
-    </w:rPr>
-  </w:style>
-  <w:style w:type="character" w:styleId="MdTag">
+    </w:rPr>
+  </w:style>
+  <w:style w:type="character" w:customStyle="1" w:styleId="MdTag">
     <w:name w:val="MdTag"/>
-    <w:basedOn w:val="Normal"/>
-    <w:next w:val="Normal"/>
     <w:uiPriority w:val="99"/>
     <w:unhideWhenUsed/>
     <w:qFormat/>
     <w:rPr>
-      <w:rFonts w:ascii="Courier New" w:cs="Courier New" w:eastAsia="Courier New" w:hAnsi="Courier New"/>
+      <w:rFonts w:ascii="Courier New" w:eastAsia="Courier New" w:hAnsi="Courier New" w:cs="Courier New"/>
       <w:color w:val="ED7D31"/>
     </w:rPr>
   </w:style>
-  <w:style w:type="character" w:styleId="MdLink">
+  <w:style w:type="character" w:customStyle="1" w:styleId="MdLink">
     <w:name w:val="MdLink"/>
-    <w:basedOn w:val="Normal"/>
-    <w:next w:val="Normal"/>
     <w:uiPriority w:val="99"/>
     <w:unhideWhenUsed/>
     <w:qFormat/>
@@ -1906,10 +2239,8 @@
       <w:u w:val="single"/>
     </w:rPr>
   </w:style>
-  <w:style w:type="character" w:styleId="MdStrong">
+  <w:style w:type="character" w:customStyle="1" w:styleId="MdStrong">
     <w:name w:val="MdStrong"/>
-    <w:basedOn w:val="Normal"/>
-    <w:next w:val="Normal"/>
     <w:uiPriority w:val="99"/>
     <w:unhideWhenUsed/>
     <w:qFormat/>
@@ -1918,10 +2249,8 @@
       <w:bCs/>
     </w:rPr>
   </w:style>
-  <w:style w:type="character" w:styleId="MdEm">
+  <w:style w:type="character" w:customStyle="1" w:styleId="MdEm">
     <w:name w:val="MdEm"/>
-    <w:basedOn w:val="Normal"/>
-    <w:next w:val="Normal"/>
     <w:uiPriority w:val="99"/>
     <w:unhideWhenUsed/>
     <w:qFormat/>
@@ -1930,22 +2259,18 @@
       <w:iCs/>
     </w:rPr>
   </w:style>
-  <w:style w:type="character" w:styleId="MdCodespan">
+  <w:style w:type="character" w:customStyle="1" w:styleId="MdCodespan">
     <w:name w:val="MdCodespan"/>
-    <w:basedOn w:val="Normal"/>
-    <w:next w:val="Normal"/>
     <w:uiPriority w:val="99"/>
     <w:unhideWhenUsed/>
     <w:qFormat/>
     <w:rPr>
-      <w:rFonts w:ascii="Courier New" w:cs="Courier New" w:eastAsia="Courier New" w:hAnsi="Courier New"/>
+      <w:rFonts w:ascii="Courier New" w:eastAsia="Courier New" w:hAnsi="Courier New" w:cs="Courier New"/>
       <w:color w:val="70AD47"/>
     </w:rPr>
   </w:style>
-  <w:style w:type="character" w:styleId="MdDel">
+  <w:style w:type="character" w:customStyle="1" w:styleId="MdDel">
     <w:name w:val="MdDel"/>
-    <w:basedOn w:val="Normal"/>
-    <w:next w:val="Normal"/>
     <w:uiPriority w:val="99"/>
     <w:unhideWhenUsed/>
     <w:qFormat/>
@@ -1954,13 +2279,306 @@
       <w:color w:val="FF0000"/>
     </w:rPr>
   </w:style>
-  <w:style w:type="character" w:styleId="MdBr">
+  <w:style w:type="character" w:customStyle="1" w:styleId="MdBr">
     <w:name w:val="MdBr"/>
-    <w:basedOn w:val="Normal"/>
-    <w:next w:val="Normal"/>
     <w:uiPriority w:val="99"/>
     <w:unhideWhenUsed/>
     <w:qFormat/>
   </w:style>
 </w:styles>
+</file>
+
+<file path=word/theme/theme1.xml><?xml version="1.0" encoding="utf-8"?>
+<a:theme xmlns:a="http://schemas.openxmlformats.org/drawingml/2006/main" name="Office Theme">
+  <a:themeElements>
+    <a:clrScheme name="Office">
+      <a:dk1>
+        <a:sysClr val="windowText" lastClr="000000"/>
+      </a:dk1>
+      <a:lt1>
+        <a:sysClr val="window" lastClr="FFFFFF"/>
+      </a:lt1>
+      <a:dk2>
+        <a:srgbClr val="44546A"/>
+      </a:dk2>
+      <a:lt2>
+        <a:srgbClr val="E7E6E6"/>
+      </a:lt2>
+      <a:accent1>
+        <a:srgbClr val="4472C4"/>
+      </a:accent1>
+      <a:accent2>
+        <a:srgbClr val="ED7D31"/>
+      </a:accent2>
+      <a:accent3>
+        <a:srgbClr val="A5A5A5"/>
+      </a:accent3>
+      <a:accent4>
+        <a:srgbClr val="FFC000"/>
+      </a:accent4>
+      <a:accent5>
+        <a:srgbClr val="5B9BD5"/>
+      </a:accent5>
+      <a:accent6>
+        <a:srgbClr val="70AD47"/>
+      </a:accent6>
+      <a:hlink>
+        <a:srgbClr val="0563C1"/>
+      </a:hlink>
+      <a:folHlink>
+        <a:srgbClr val="954F72"/>
+      </a:folHlink>
+    </a:clrScheme>
+    <a:fontScheme name="Office">
+      <a:majorFont>
+        <a:latin typeface="Calibri Light" panose="020F0302020204030204"/>
+        <a:ea typeface=""/>
+        <a:cs typeface=""/>
+        <a:font script="Jpan" typeface="游ゴシック Light"/>
+        <a:font script="Hang" typeface="맑은 고딕"/>
+        <a:font script="Hans" typeface="等线 Light"/>
+        <a:font script="Hant" typeface="新細明體"/>
+        <a:font script="Arab" typeface="Times New Roman"/>
+        <a:font script="Hebr" typeface="Times New Roman"/>
+        <a:font script="Thai" typeface="Angsana New"/>
+        <a:font script="Ethi" typeface="Nyala"/>
+        <a:font script="Beng" typeface="Vrinda"/>
+        <a:font script="Gujr" typeface="Shruti"/>
+        <a:font script="Khmr" typeface="MoolBoran"/>
+        <a:font script="Knda" typeface="Tunga"/>
+        <a:font script="Guru" typeface="Raavi"/>
+        <a:font script="Cans" typeface="Euphemia"/>
+        <a:font script="Cher" typeface="Plantagenet Cherokee"/>
+        <a:font script="Yiii" typeface="Microsoft Yi Baiti"/>
+        <a:font script="Tibt" typeface="Microsoft Himalaya"/>
+        <a:font script="Thaa" typeface="MV Boli"/>
+        <a:font script="Deva" typeface="Mangal"/>
+        <a:font script="Telu" typeface="Gautami"/>
+        <a:font script="Taml" typeface="Latha"/>
+        <a:font script="Syrc" typeface="Estrangelo Edessa"/>
+        <a:font script="Orya" typeface="Kalinga"/>
+        <a:font script="Mlym" typeface="Kartika"/>
+        <a:font script="Laoo" typeface="DokChampa"/>
+        <a:font script="Sinh" typeface="Iskoola Pota"/>
+        <a:font script="Mong" typeface="Mongolian Baiti"/>
+        <a:font script="Viet" typeface="Times New Roman"/>
+        <a:font script="Uigh" typeface="Microsoft Uighur"/>
+        <a:font script="Geor" typeface="Sylfaen"/>
+        <a:font script="Armn" typeface="Arial"/>
+        <a:font script="Bugi" typeface="Leelawadee UI"/>
+        <a:font script="Bopo" typeface="Microsoft JhengHei"/>
+        <a:font script="Java" typeface="Javanese Text"/>
+        <a:font script="Lisu" typeface="Segoe UI"/>
+        <a:font script="Mymr" typeface="Myanmar Text"/>
+        <a:font script="Nkoo" typeface="Ebrima"/>
+        <a:font script="Olck" typeface="Nirmala UI"/>
+        <a:font script="Osma" typeface="Ebrima"/>
+        <a:font script="Phag" typeface="Phagspa"/>
+        <a:font script="Syrn" typeface="Estrangelo Edessa"/>
+        <a:font script="Syrj" typeface="Estrangelo Edessa"/>
+        <a:font script="Syre" typeface="Estrangelo Edessa"/>
+        <a:font script="Sora" typeface="Nirmala UI"/>
+        <a:font script="Tale" typeface="Microsoft Tai Le"/>
+        <a:font script="Talu" typeface="Microsoft New Tai Lue"/>
+        <a:font script="Tfng" typeface="Ebrima"/>
+      </a:majorFont>
+      <a:minorFont>
+        <a:latin typeface="Calibri" panose="020F0502020204030204"/>
+        <a:ea typeface=""/>
+        <a:cs typeface=""/>
+        <a:font script="Jpan" typeface="游明朝"/>
+        <a:font script="Hang" typeface="맑은 고딕"/>
+        <a:font script="Hans" typeface="等线"/>
+        <a:font script="Hant" typeface="新細明體"/>
+        <a:font script="Arab" typeface="Arial"/>
+        <a:font script="Hebr" typeface="Arial"/>
+        <a:font script="Thai" typeface="Cordia New"/>
+        <a:font script="Ethi" typeface="Nyala"/>
+        <a:font script="Beng" typeface="Vrinda"/>
+        <a:font script="Gujr" typeface="Shruti"/>
+        <a:font script="Khmr" typeface="DaunPenh"/>
+        <a:font script="Knda" typeface="Tunga"/>
+        <a:font script="Guru" typeface="Raavi"/>
+        <a:font script="Cans" typeface="Euphemia"/>
+        <a:font script="Cher" typeface="Plantagenet Cherokee"/>
+        <a:font script="Yiii" typeface="Microsoft Yi Baiti"/>
+        <a:font script="Tibt" typeface="Microsoft Himalaya"/>
+        <a:font script="Thaa" typeface="MV Boli"/>
+        <a:font script="Deva" typeface="Mangal"/>
+        <a:font script="Telu" typeface="Gautami"/>
+        <a:font script="Taml" typeface="Latha"/>
+        <a:font script="Syrc" typeface="Estrangelo Edessa"/>
+        <a:font script="Orya" typeface="Kalinga"/>
+        <a:font script="Mlym" typeface="Kartika"/>
+        <a:font script="Laoo" typeface="DokChampa"/>
+        <a:font script="Sinh" typeface="Iskoola Pota"/>
+        <a:font script="Mong" typeface="Mongolian Baiti"/>
+        <a:font script="Viet" typeface="Arial"/>
+        <a:font script="Uigh" typeface="Microsoft Uighur"/>
+        <a:font script="Geor" typeface="Sylfaen"/>
+        <a:font script="Armn" typeface="Arial"/>
+        <a:font script="Bugi" typeface="Leelawadee UI"/>
+        <a:font script="Bopo" typeface="Microsoft JhengHei"/>
+        <a:font script="Java" typeface="Javanese Text"/>
+        <a:font script="Lisu" typeface="Segoe UI"/>
+        <a:font script="Mymr" typeface="Myanmar Text"/>
+        <a:font script="Nkoo" typeface="Ebrima"/>
+        <a:font script="Olck" typeface="Nirmala UI"/>
+        <a:font script="Osma" typeface="Ebrima"/>
+        <a:font script="Phag" typeface="Phagspa"/>
+        <a:font script="Syrn" typeface="Estrangelo Edessa"/>
+        <a:font script="Syrj" typeface="Estrangelo Edessa"/>
+        <a:font script="Syre" typeface="Estrangelo Edessa"/>
+        <a:font script="Sora" typeface="Nirmala UI"/>
+        <a:font script="Tale" typeface="Microsoft Tai Le"/>
+        <a:font script="Talu" typeface="Microsoft New Tai Lue"/>
+        <a:font script="Tfng" typeface="Ebrima"/>
+      </a:minorFont>
+    </a:fontScheme>
+    <a:fmtScheme name="Office">
+      <a:fillStyleLst>
+        <a:solidFill>
+          <a:schemeClr val="phClr"/>
+        </a:solidFill>
+        <a:gradFill rotWithShape="1">
+          <a:gsLst>
+            <a:gs pos="0">
+              <a:schemeClr val="phClr">
+                <a:lumMod val="110000"/>
+                <a:satMod val="105000"/>
+                <a:tint val="67000"/>
+              </a:schemeClr>
+            </a:gs>
+            <a:gs pos="50000">
+              <a:schemeClr val="phClr">
+                <a:lumMod val="105000"/>
+                <a:satMod val="103000"/>
+                <a:tint val="73000"/>
+              </a:schemeClr>
+            </a:gs>
+            <a:gs pos="100000">
+              <a:schemeClr val="phClr">
+                <a:lumMod val="105000"/>
+                <a:satMod val="109000"/>
+                <a:tint val="81000"/>
+              </a:schemeClr>
+            </a:gs>
+          </a:gsLst>
+          <a:lin ang="5400000" scaled="0"/>
+        </a:gradFill>
+        <a:gradFill rotWithShape="1">
+          <a:gsLst>
+            <a:gs pos="0">
+              <a:schemeClr val="phClr">
+                <a:satMod val="103000"/>
+                <a:lumMod val="102000"/>
+                <a:tint val="94000"/>
+              </a:schemeClr>
+            </a:gs>
+            <a:gs pos="50000">
+              <a:schemeClr val="phClr">
+                <a:satMod val="110000"/>
+                <a:lumMod val="100000"/>
+                <a:shade val="100000"/>
+              </a:schemeClr>
+            </a:gs>
+            <a:gs pos="100000">
+              <a:schemeClr val="phClr">
+                <a:lumMod val="99000"/>
+                <a:satMod val="120000"/>
+                <a:shade val="78000"/>
+              </a:schemeClr>
+            </a:gs>
+          </a:gsLst>
+          <a:lin ang="5400000" scaled="0"/>
+        </a:gradFill>
+      </a:fillStyleLst>
+      <a:lnStyleLst>
+        <a:ln w="6350" cap="flat" cmpd="sng" algn="ctr">
+          <a:solidFill>
+            <a:schemeClr val="phClr"/>
+          </a:solidFill>
+          <a:prstDash val="solid"/>
+          <a:miter lim="800000"/>
+        </a:ln>
+        <a:ln w="12700" cap="flat" cmpd="sng" algn="ctr">
+          <a:solidFill>
+            <a:schemeClr val="phClr"/>
+          </a:solidFill>
+          <a:prstDash val="solid"/>
+          <a:miter lim="800000"/>
+        </a:ln>
+        <a:ln w="19050" cap="flat" cmpd="sng" algn="ctr">
+          <a:solidFill>
+            <a:schemeClr val="phClr"/>
+          </a:solidFill>
+          <a:prstDash val="solid"/>
+          <a:miter lim="800000"/>
+        </a:ln>
+      </a:lnStyleLst>
+      <a:effectStyleLst>
+        <a:effectStyle>
+          <a:effectLst/>
+        </a:effectStyle>
+        <a:effectStyle>
+          <a:effectLst/>
+        </a:effectStyle>
+        <a:effectStyle>
+          <a:effectLst>
+            <a:outerShdw blurRad="57150" dist="19050" dir="5400000" algn="ctr" rotWithShape="0">
+              <a:srgbClr val="000000">
+                <a:alpha val="63000"/>
+              </a:srgbClr>
+            </a:outerShdw>
+          </a:effectLst>
+        </a:effectStyle>
+      </a:effectStyleLst>
+      <a:bgFillStyleLst>
+        <a:solidFill>
+          <a:schemeClr val="phClr"/>
+        </a:solidFill>
+        <a:solidFill>
+          <a:schemeClr val="phClr">
+            <a:tint val="95000"/>
+            <a:satMod val="170000"/>
+          </a:schemeClr>
+        </a:solidFill>
+        <a:gradFill rotWithShape="1">
+          <a:gsLst>
+            <a:gs pos="0">
+              <a:schemeClr val="phClr">
+                <a:tint val="93000"/>
+                <a:satMod val="150000"/>
+                <a:shade val="98000"/>
+                <a:lumMod val="102000"/>
+              </a:schemeClr>
+            </a:gs>
+            <a:gs pos="50000">
+              <a:schemeClr val="phClr">
+                <a:tint val="98000"/>
+                <a:satMod val="130000"/>
+                <a:shade val="90000"/>
+                <a:lumMod val="103000"/>
+              </a:schemeClr>
+            </a:gs>
+            <a:gs pos="100000">
+              <a:schemeClr val="phClr">
+                <a:shade val="63000"/>
+                <a:satMod val="120000"/>
+              </a:schemeClr>
+            </a:gs>
+          </a:gsLst>
+          <a:lin ang="5400000" scaled="0"/>
+        </a:gradFill>
+      </a:bgFillStyleLst>
+    </a:fmtScheme>
+  </a:themeElements>
+  <a:objectDefaults/>
+  <a:extraClrSchemeLst/>
+  <a:extLst>
+    <a:ext uri="{05A4C25C-085E-4340-85A3-A5531E510DB2}">
+      <thm15:themeFamily xmlns:thm15="http://schemas.microsoft.com/office/thememl/2012/main" name="Office Theme" id="{62F939B6-93AF-4DB8-9C6B-D6C7DFDC589F}" vid="{4A3C46E8-61CC-4603-A589-7422A47A8E4A}"/>
+    </a:ext>
+  </a:extLst>
+</a:theme>
 </file>